--- a/documents/배움의 창구 -온디맨드교육요청_기기교육신청폼_.docx
+++ b/documents/배움의 창구 -온디맨드교육요청_기기교육신청폼_.docx
@@ -1,13 +1,13 @@
 
 <file path=word/document.xml><?xml version="1.0" encoding="utf-8"?>
-<w:document xmlns:wpc="http://schemas.microsoft.com/office/word/2010/wordprocessingCanvas" xmlns:cx="http://schemas.microsoft.com/office/drawing/2014/chartex" xmlns:cx1="http://schemas.microsoft.com/office/drawing/2015/9/8/chartex" xmlns:cx2="http://schemas.microsoft.com/office/drawing/2015/10/21/chartex" xmlns:cx3="http://schemas.microsoft.com/office/drawing/2016/5/9/chartex" xmlns:cx4="http://schemas.microsoft.com/office/drawing/2016/5/10/chartex" xmlns:cx5="http://schemas.microsoft.com/office/drawing/2016/5/11/chartex" xmlns:cx6="http://schemas.microsoft.com/office/drawing/2016/5/12/chartex" xmlns:cx7="http://schemas.microsoft.com/office/drawing/2016/5/13/chartex" xmlns:cx8="http://schemas.microsoft.com/office/drawing/2016/5/14/chartex" xmlns:mc="http://schemas.openxmlformats.org/markup-compatibility/2006" xmlns:aink="http://schemas.microsoft.com/office/drawing/2016/ink" xmlns:am3d="http://schemas.microsoft.com/office/drawing/2017/model3d" xmlns:o="urn:schemas-microsoft-com:office:office" xmlns:oel="http://schemas.microsoft.com/office/2019/extlst" xmlns:r="http://schemas.openxmlformats.org/officeDocument/2006/relationships" xmlns:m="http://schemas.openxmlformats.org/officeDocument/2006/math" xmlns:v="urn:schemas-microsoft-com:vml" xmlns:wp14="http://schemas.microsoft.com/office/word/2010/wordprocessingDrawing" xmlns:wp="http://schemas.openxmlformats.org/drawingml/2006/wordprocessingDrawing" xmlns:w10="urn:schemas-microsoft-com:office:word" xmlns:w="http://schemas.openxmlformats.org/wordprocessingml/2006/main" xmlns:w14="http://schemas.microsoft.com/office/word/2010/wordml" xmlns:w15="http://schemas.microsoft.com/office/word/2012/wordml" xmlns:w16cex="http://schemas.microsoft.com/office/word/2018/wordml/cex" xmlns:w16cid="http://schemas.microsoft.com/office/word/2016/wordml/cid" xmlns:w16="http://schemas.microsoft.com/office/word/2018/wordml" xmlns:w16du="http://schemas.microsoft.com/office/word/2023/wordml/word16du" xmlns:w16sdtdh="http://schemas.microsoft.com/office/word/2020/wordml/sdtdatahash" xmlns:w16sdtfl="http://schemas.microsoft.com/office/word/2024/wordml/sdtformatlock" xmlns:w16se="http://schemas.microsoft.com/office/word/2015/wordml/symex" xmlns:wpg="http://schemas.microsoft.com/office/word/2010/wordprocessingGroup" xmlns:wpi="http://schemas.microsoft.com/office/word/2010/wordprocessingInk" xmlns:wne="http://schemas.microsoft.com/office/word/2006/wordml" xmlns:wps="http://schemas.microsoft.com/office/word/2010/wordprocessingShape" mc:Ignorable="w14 w15 w16se w16cid w16 w16cex w16sdtdh w16sdtfl w16du wp14">
+<w:document xmlns:wpc="http://schemas.microsoft.com/office/word/2010/wordprocessingCanvas" xmlns:cx="http://schemas.microsoft.com/office/drawing/2014/chartex" xmlns:cx1="http://schemas.microsoft.com/office/drawing/2015/9/8/chartex" xmlns:cx2="http://schemas.microsoft.com/office/drawing/2015/10/21/chartex" xmlns:cx3="http://schemas.microsoft.com/office/drawing/2016/5/9/chartex" xmlns:cx4="http://schemas.microsoft.com/office/drawing/2016/5/10/chartex" xmlns:cx5="http://schemas.microsoft.com/office/drawing/2016/5/11/chartex" xmlns:cx6="http://schemas.microsoft.com/office/drawing/2016/5/12/chartex" xmlns:cx7="http://schemas.microsoft.com/office/drawing/2016/5/13/chartex" xmlns:cx8="http://schemas.microsoft.com/office/drawing/2016/5/14/chartex" xmlns:mc="http://schemas.openxmlformats.org/markup-compatibility/2006" xmlns:aink="http://schemas.microsoft.com/office/drawing/2016/ink" xmlns:am3d="http://schemas.microsoft.com/office/drawing/2017/model3d" xmlns:o="urn:schemas-microsoft-com:office:office" xmlns:r="http://schemas.openxmlformats.org/officeDocument/2006/relationships" xmlns:m="http://schemas.openxmlformats.org/officeDocument/2006/math" xmlns:v="urn:schemas-microsoft-com:vml" xmlns:wp14="http://schemas.microsoft.com/office/word/2010/wordprocessingDrawing" xmlns:wp="http://schemas.openxmlformats.org/drawingml/2006/wordprocessingDrawing" xmlns:w10="urn:schemas-microsoft-com:office:word" xmlns:w="http://schemas.openxmlformats.org/wordprocessingml/2006/main" xmlns:w14="http://schemas.microsoft.com/office/word/2010/wordml" xmlns:w15="http://schemas.microsoft.com/office/word/2012/wordml" xmlns:w16cex="http://schemas.microsoft.com/office/word/2018/wordml/cex" xmlns:w16cid="http://schemas.microsoft.com/office/word/2016/wordml/cid" xmlns:w16="http://schemas.microsoft.com/office/word/2018/wordml" xmlns:w16sdtdh="http://schemas.microsoft.com/office/word/2020/wordml/sdtdatahash" xmlns:w16se="http://schemas.microsoft.com/office/word/2015/wordml/symex" xmlns:wpg="http://schemas.microsoft.com/office/word/2010/wordprocessingGroup" xmlns:wpi="http://schemas.microsoft.com/office/word/2010/wordprocessingInk" xmlns:wne="http://schemas.microsoft.com/office/word/2006/wordml" xmlns:wps="http://schemas.microsoft.com/office/word/2010/wordprocessingShape" mc:Ignorable="w14 w15 w16se w16cid w16 w16cex w16sdtdh wp14">
   <w:body>
     <w:p>
       <w:pPr>
         <w:spacing w:after="0"/>
         <w:jc w:val="center"/>
         <w:rPr>
-          <w:rFonts w:ascii="KoPub돋움체 Light" w:eastAsia="KoPub돋움체 Light" w:hint="eastAsia"/>
+          <w:rFonts w:ascii="KoPub돋움체 Light" w:eastAsia="KoPub돋움체 Light"/>
           <w:sz w:val="40"/>
           <w:szCs w:val="40"/>
           <w:lang w:eastAsia="ko-KR"/>
@@ -94,7 +94,7 @@
       <w:pPr>
         <w:spacing w:after="0"/>
         <w:rPr>
-          <w:rFonts w:ascii="KoPub돋움체 Light" w:eastAsia="KoPub돋움체 Light" w:hint="eastAsia"/>
+          <w:rFonts w:ascii="KoPub돋움체 Light" w:eastAsia="KoPub돋움체 Light"/>
           <w:lang w:eastAsia="ko-KR"/>
         </w:rPr>
       </w:pPr>
@@ -126,7 +126,7 @@
       <w:pPr>
         <w:spacing w:after="0"/>
         <w:rPr>
-          <w:rFonts w:ascii="KoPub돋움체 Light" w:eastAsia="KoPub돋움체 Light" w:hint="eastAsia"/>
+          <w:rFonts w:ascii="KoPub돋움체 Light" w:eastAsia="KoPub돋움체 Light"/>
           <w:lang w:eastAsia="ko-KR"/>
         </w:rPr>
       </w:pPr>
@@ -158,7 +158,7 @@
       <w:pPr>
         <w:spacing w:after="0"/>
         <w:rPr>
-          <w:rFonts w:ascii="KoPub돋움체 Light" w:eastAsia="KoPub돋움체 Light" w:hint="eastAsia"/>
+          <w:rFonts w:ascii="KoPub돋움체 Light" w:eastAsia="KoPub돋움체 Light"/>
           <w:lang w:eastAsia="ko-KR"/>
         </w:rPr>
       </w:pPr>
@@ -174,7 +174,7 @@
       <w:pPr>
         <w:spacing w:after="0"/>
         <w:rPr>
-          <w:rFonts w:ascii="KoPub돋움체 Light" w:eastAsia="KoPub돋움체 Light" w:hint="eastAsia"/>
+          <w:rFonts w:ascii="KoPub돋움체 Light" w:eastAsia="KoPub돋움체 Light"/>
           <w:lang w:eastAsia="ko-KR"/>
         </w:rPr>
       </w:pPr>
@@ -182,7 +182,7 @@
     <w:p>
       <w:pPr>
         <w:rPr>
-          <w:rFonts w:ascii="KoPub돋움체 Light" w:eastAsia="KoPub돋움체 Light" w:hint="eastAsia"/>
+          <w:rFonts w:ascii="KoPub돋움체 Light" w:eastAsia="KoPub돋움체 Light"/>
           <w:sz w:val="28"/>
           <w:szCs w:val="28"/>
         </w:rPr>
@@ -266,7 +266,7 @@
         </w:numPr>
         <w:spacing w:after="0"/>
         <w:rPr>
-          <w:rFonts w:ascii="KoPub돋움체 Light" w:eastAsia="KoPub돋움체 Light" w:hint="eastAsia"/>
+          <w:rFonts w:ascii="KoPub돋움체 Light" w:eastAsia="KoPub돋움체 Light"/>
           <w:lang w:eastAsia="ko-KR"/>
         </w:rPr>
       </w:pPr>
@@ -287,7 +287,7 @@
         </w:numPr>
         <w:spacing w:after="0"/>
         <w:rPr>
-          <w:rFonts w:ascii="KoPub돋움체 Light" w:eastAsia="KoPub돋움체 Light" w:hint="eastAsia"/>
+          <w:rFonts w:ascii="KoPub돋움체 Light" w:eastAsia="KoPub돋움체 Light"/>
           <w:lang w:eastAsia="ko-KR"/>
         </w:rPr>
       </w:pPr>
@@ -308,7 +308,7 @@
         </w:numPr>
         <w:spacing w:after="0"/>
         <w:rPr>
-          <w:rFonts w:ascii="KoPub돋움체 Light" w:eastAsia="KoPub돋움체 Light" w:hint="eastAsia"/>
+          <w:rFonts w:ascii="KoPub돋움체 Light" w:eastAsia="KoPub돋움체 Light"/>
           <w:lang w:eastAsia="ko-KR"/>
         </w:rPr>
       </w:pPr>
@@ -345,7 +345,7 @@
         </w:numPr>
         <w:spacing w:after="0"/>
         <w:rPr>
-          <w:rFonts w:ascii="KoPub돋움체 Light" w:eastAsia="KoPub돋움체 Light" w:hint="eastAsia"/>
+          <w:rFonts w:ascii="KoPub돋움체 Light" w:eastAsia="KoPub돋움체 Light"/>
           <w:lang w:eastAsia="ko-KR"/>
         </w:rPr>
       </w:pPr>
@@ -366,7 +366,7 @@
         </w:numPr>
         <w:spacing w:after="0"/>
         <w:rPr>
-          <w:rFonts w:ascii="KoPub돋움체 Light" w:eastAsia="KoPub돋움체 Light" w:hint="eastAsia"/>
+          <w:rFonts w:ascii="KoPub돋움체 Light" w:eastAsia="KoPub돋움체 Light"/>
           <w:lang w:eastAsia="ko-KR"/>
         </w:rPr>
       </w:pPr>
@@ -382,46 +382,50 @@
       <w:pPr>
         <w:spacing w:after="0"/>
         <w:rPr>
-          <w:rFonts w:ascii="KoPub돋움체 Light" w:eastAsia="KoPub돋움체 Light" w:hint="eastAsia"/>
+          <w:rFonts w:ascii="KoPub돋움체 Light" w:eastAsia="KoPub돋움체 Light"/>
           <w:lang w:eastAsia="ko-KR"/>
         </w:rPr>
       </w:pPr>
     </w:p>
     <w:p>
       <w:pPr>
+        <w:rPr>
+          <w:rFonts w:ascii="KoPub돋움체 Light" w:eastAsia="KoPub돋움체 Light"/>
+          <w:b/>
+          <w:sz w:val="28"/>
+          <w:szCs w:val="28"/>
+          <w:lang w:eastAsia="ko-KR"/>
+        </w:rPr>
+      </w:pPr>
+      <w:r>
         <w:rPr>
           <w:rFonts w:ascii="KoPub돋움체 Light" w:eastAsia="KoPub돋움체 Light" w:hint="eastAsia"/>
           <w:b/>
           <w:sz w:val="28"/>
           <w:szCs w:val="28"/>
-        </w:rPr>
-      </w:pPr>
+          <w:lang w:eastAsia="ko-KR"/>
+        </w:rPr>
+        <w:t xml:space="preserve">2. 폼 A: </w:t>
+      </w:r>
+      <w:proofErr w:type="spellStart"/>
       <w:r>
         <w:rPr>
           <w:rFonts w:ascii="KoPub돋움체 Light" w:eastAsia="KoPub돋움체 Light" w:hint="eastAsia"/>
           <w:b/>
           <w:sz w:val="28"/>
           <w:szCs w:val="28"/>
-        </w:rPr>
-        <w:t xml:space="preserve">2. 폼 A: </w:t>
+          <w:lang w:eastAsia="ko-KR"/>
+        </w:rPr>
+        <w:t>온디맨드</w:t>
       </w:r>
-      <w:proofErr w:type="spellStart"/>
+      <w:proofErr w:type="spellEnd"/>
       <w:r>
         <w:rPr>
           <w:rFonts w:ascii="KoPub돋움체 Light" w:eastAsia="KoPub돋움체 Light" w:hint="eastAsia"/>
           <w:b/>
           <w:sz w:val="28"/>
           <w:szCs w:val="28"/>
-        </w:rPr>
-        <w:t>온디맨드</w:t>
-      </w:r>
-      <w:proofErr w:type="spellEnd"/>
-      <w:r>
-        <w:rPr>
-          <w:rFonts w:ascii="KoPub돋움체 Light" w:eastAsia="KoPub돋움체 Light" w:hint="eastAsia"/>
-          <w:b/>
-          <w:sz w:val="28"/>
-          <w:szCs w:val="28"/>
+          <w:lang w:eastAsia="ko-KR"/>
         </w:rPr>
         <w:t xml:space="preserve"> 교육요청(현장 10분/즉시 지원)</w:t>
       </w:r>
@@ -430,7 +434,7 @@
       <w:pPr>
         <w:spacing w:after="0"/>
         <w:rPr>
-          <w:rFonts w:ascii="KoPub돋움체 Light" w:eastAsia="KoPub돋움체 Light" w:hint="eastAsia"/>
+          <w:rFonts w:ascii="KoPub돋움체 Light" w:eastAsia="KoPub돋움체 Light"/>
           <w:lang w:eastAsia="ko-KR"/>
         </w:rPr>
       </w:pPr>
@@ -446,7 +450,7 @@
       <w:pPr>
         <w:spacing w:after="0"/>
         <w:rPr>
-          <w:rFonts w:ascii="KoPub돋움체 Light" w:eastAsia="KoPub돋움체 Light" w:hint="eastAsia"/>
+          <w:rFonts w:ascii="KoPub돋움체 Light" w:eastAsia="KoPub돋움체 Light"/>
           <w:lang w:eastAsia="ko-KR"/>
         </w:rPr>
       </w:pPr>
@@ -479,7 +483,7 @@
             <w:pPr>
               <w:jc w:val="both"/>
               <w:rPr>
-                <w:rFonts w:ascii="KoPub돋움체 Light" w:eastAsia="KoPub돋움체 Light" w:hint="eastAsia"/>
+                <w:rFonts w:ascii="KoPub돋움체 Light" w:eastAsia="KoPub돋움체 Light"/>
               </w:rPr>
             </w:pPr>
             <w:proofErr w:type="spellStart"/>
@@ -536,7 +540,7 @@
                 <w:ilvl w:val="0"/>
                 <w:numId w:val="20"/>
               </w:numPr>
-              <w:ind w:leftChars="80" w:left="459" w:hangingChars="143" w:hanging="283"/>
+              <w:ind w:leftChars="80" w:left="450" w:hangingChars="143" w:hanging="274"/>
               <w:rPr>
                 <w:rFonts w:ascii="KoPub돋움체 Light" w:eastAsia="KoPub돋움체 Light"/>
                 <w:lang w:eastAsia="ko-KR"/>
@@ -573,9 +577,9 @@
                 <w:ilvl w:val="0"/>
                 <w:numId w:val="20"/>
               </w:numPr>
-              <w:ind w:leftChars="80" w:left="459" w:hangingChars="143" w:hanging="283"/>
-              <w:rPr>
-                <w:rFonts w:ascii="KoPub돋움체 Light" w:eastAsia="KoPub돋움체 Light" w:hint="eastAsia"/>
+              <w:ind w:leftChars="80" w:left="450" w:hangingChars="143" w:hanging="274"/>
+              <w:rPr>
+                <w:rFonts w:ascii="KoPub돋움체 Light" w:eastAsia="KoPub돋움체 Light"/>
                 <w:lang w:eastAsia="ko-KR"/>
               </w:rPr>
             </w:pPr>
@@ -600,7 +604,7 @@
             <w:pPr>
               <w:jc w:val="both"/>
               <w:rPr>
-                <w:rFonts w:ascii="KoPub돋움체 Light" w:eastAsia="KoPub돋움체 Light" w:hint="eastAsia"/>
+                <w:rFonts w:ascii="KoPub돋움체 Light" w:eastAsia="KoPub돋움체 Light"/>
               </w:rPr>
             </w:pPr>
             <w:proofErr w:type="spellStart"/>
@@ -657,7 +661,7 @@
                 <w:ilvl w:val="0"/>
                 <w:numId w:val="20"/>
               </w:numPr>
-              <w:ind w:leftChars="80" w:left="459" w:hangingChars="143" w:hanging="283"/>
+              <w:ind w:leftChars="80" w:left="450" w:hangingChars="143" w:hanging="274"/>
               <w:rPr>
                 <w:rFonts w:ascii="KoPub돋움체 Light" w:eastAsia="KoPub돋움체 Light"/>
                 <w:lang w:eastAsia="ko-KR"/>
@@ -678,7 +682,7 @@
                 <w:ilvl w:val="0"/>
                 <w:numId w:val="20"/>
               </w:numPr>
-              <w:ind w:leftChars="80" w:left="459" w:hangingChars="143" w:hanging="283"/>
+              <w:ind w:leftChars="80" w:left="450" w:hangingChars="143" w:hanging="274"/>
               <w:rPr>
                 <w:rFonts w:ascii="KoPub돋움체 Light" w:eastAsia="KoPub돋움체 Light"/>
                 <w:lang w:eastAsia="ko-KR"/>
@@ -699,9 +703,9 @@
                 <w:ilvl w:val="0"/>
                 <w:numId w:val="20"/>
               </w:numPr>
-              <w:ind w:leftChars="80" w:left="459" w:hangingChars="143" w:hanging="283"/>
-              <w:rPr>
-                <w:rFonts w:ascii="KoPub돋움체 Light" w:eastAsia="KoPub돋움체 Light" w:hint="eastAsia"/>
+              <w:ind w:leftChars="80" w:left="450" w:hangingChars="143" w:hanging="274"/>
+              <w:rPr>
+                <w:rFonts w:ascii="KoPub돋움체 Light" w:eastAsia="KoPub돋움체 Light"/>
                 <w:lang w:eastAsia="ko-KR"/>
               </w:rPr>
             </w:pPr>
@@ -726,7 +730,7 @@
             <w:pPr>
               <w:jc w:val="both"/>
               <w:rPr>
-                <w:rFonts w:ascii="KoPub돋움체 Light" w:eastAsia="KoPub돋움체 Light" w:hint="eastAsia"/>
+                <w:rFonts w:ascii="KoPub돋움체 Light" w:eastAsia="KoPub돋움체 Light"/>
               </w:rPr>
             </w:pPr>
             <w:proofErr w:type="spellStart"/>
@@ -751,7 +755,7 @@
                 <w:ilvl w:val="0"/>
                 <w:numId w:val="20"/>
               </w:numPr>
-              <w:ind w:leftChars="80" w:left="459" w:hangingChars="143" w:hanging="283"/>
+              <w:ind w:leftChars="80" w:left="450" w:hangingChars="143" w:hanging="274"/>
               <w:rPr>
                 <w:rFonts w:ascii="KoPub돋움체 Light" w:eastAsia="KoPub돋움체 Light"/>
                 <w:lang w:eastAsia="ko-KR"/>
@@ -788,9 +792,9 @@
                 <w:ilvl w:val="0"/>
                 <w:numId w:val="20"/>
               </w:numPr>
-              <w:ind w:leftChars="80" w:left="459" w:hangingChars="143" w:hanging="283"/>
-              <w:rPr>
-                <w:rFonts w:ascii="KoPub돋움체 Light" w:eastAsia="KoPub돋움체 Light" w:hint="eastAsia"/>
+              <w:ind w:leftChars="80" w:left="450" w:hangingChars="143" w:hanging="274"/>
+              <w:rPr>
+                <w:rFonts w:ascii="KoPub돋움체 Light" w:eastAsia="KoPub돋움체 Light"/>
                 <w:lang w:eastAsia="ko-KR"/>
               </w:rPr>
             </w:pPr>
@@ -809,46 +813,50 @@
       <w:pPr>
         <w:spacing w:after="0"/>
         <w:rPr>
-          <w:rFonts w:ascii="KoPub돋움체 Light" w:eastAsia="KoPub돋움체 Light" w:hint="eastAsia"/>
+          <w:rFonts w:ascii="KoPub돋움체 Light" w:eastAsia="KoPub돋움체 Light"/>
           <w:lang w:eastAsia="ko-KR"/>
         </w:rPr>
       </w:pPr>
     </w:p>
     <w:p>
       <w:pPr>
+        <w:rPr>
+          <w:rFonts w:ascii="KoPub돋움체 Light" w:eastAsia="KoPub돋움체 Light"/>
+          <w:b/>
+          <w:sz w:val="24"/>
+          <w:szCs w:val="24"/>
+          <w:lang w:eastAsia="ko-KR"/>
+        </w:rPr>
+      </w:pPr>
+      <w:r>
         <w:rPr>
           <w:rFonts w:ascii="KoPub돋움체 Light" w:eastAsia="KoPub돋움체 Light" w:hint="eastAsia"/>
           <w:b/>
           <w:sz w:val="24"/>
           <w:szCs w:val="24"/>
-        </w:rPr>
-      </w:pPr>
+          <w:lang w:eastAsia="ko-KR"/>
+        </w:rPr>
+        <w:t xml:space="preserve">2-1. [인쇄용] </w:t>
+      </w:r>
+      <w:proofErr w:type="spellStart"/>
       <w:r>
         <w:rPr>
           <w:rFonts w:ascii="KoPub돋움체 Light" w:eastAsia="KoPub돋움체 Light" w:hint="eastAsia"/>
           <w:b/>
           <w:sz w:val="24"/>
           <w:szCs w:val="24"/>
-        </w:rPr>
-        <w:t xml:space="preserve">2-1. [인쇄용] </w:t>
+          <w:lang w:eastAsia="ko-KR"/>
+        </w:rPr>
+        <w:t>온디맨드</w:t>
       </w:r>
-      <w:proofErr w:type="spellStart"/>
+      <w:proofErr w:type="spellEnd"/>
       <w:r>
         <w:rPr>
           <w:rFonts w:ascii="KoPub돋움체 Light" w:eastAsia="KoPub돋움체 Light" w:hint="eastAsia"/>
           <w:b/>
           <w:sz w:val="24"/>
           <w:szCs w:val="24"/>
-        </w:rPr>
-        <w:t>온디맨드</w:t>
-      </w:r>
-      <w:proofErr w:type="spellEnd"/>
-      <w:r>
-        <w:rPr>
-          <w:rFonts w:ascii="KoPub돋움체 Light" w:eastAsia="KoPub돋움체 Light" w:hint="eastAsia"/>
-          <w:b/>
-          <w:sz w:val="24"/>
-          <w:szCs w:val="24"/>
+          <w:lang w:eastAsia="ko-KR"/>
         </w:rPr>
         <w:t xml:space="preserve"> 교육요청서(작성/제출용)</w:t>
       </w:r>
@@ -873,7 +881,7 @@
             <w:pPr>
               <w:jc w:val="center"/>
               <w:rPr>
-                <w:rFonts w:ascii="KoPub돋움체 Light" w:eastAsia="KoPub돋움체 Light" w:hint="eastAsia"/>
+                <w:rFonts w:ascii="KoPub돋움체 Light" w:eastAsia="KoPub돋움체 Light"/>
               </w:rPr>
             </w:pPr>
             <w:proofErr w:type="spellStart"/>
@@ -896,7 +904,7 @@
             <w:pPr>
               <w:jc w:val="center"/>
               <w:rPr>
-                <w:rFonts w:ascii="KoPub돋움체 Light" w:eastAsia="KoPub돋움체 Light" w:hint="eastAsia"/>
+                <w:rFonts w:ascii="KoPub돋움체 Light" w:eastAsia="KoPub돋움체 Light"/>
               </w:rPr>
             </w:pPr>
             <w:r>
@@ -917,7 +925,7 @@
           <w:p>
             <w:pPr>
               <w:rPr>
-                <w:rFonts w:ascii="KoPub돋움체 Light" w:eastAsia="KoPub돋움체 Light" w:hint="eastAsia"/>
+                <w:rFonts w:ascii="KoPub돋움체 Light" w:eastAsia="KoPub돋움체 Light"/>
               </w:rPr>
             </w:pPr>
             <w:r>
@@ -935,7 +943,7 @@
           <w:p>
             <w:pPr>
               <w:rPr>
-                <w:rFonts w:ascii="KoPub돋움체 Light" w:eastAsia="KoPub돋움체 Light" w:hint="eastAsia"/>
+                <w:rFonts w:ascii="KoPub돋움체 Light" w:eastAsia="KoPub돋움체 Light"/>
                 <w:lang w:eastAsia="ko-KR"/>
               </w:rPr>
             </w:pPr>
@@ -976,23 +984,7 @@
                 <w:rFonts w:ascii="KoPub돋움체 Light" w:eastAsia="KoPub돋움체 Light" w:hint="eastAsia"/>
                 <w:lang w:eastAsia="ko-KR"/>
               </w:rPr>
-              <w:t xml:space="preserve"> 오늘 </w:t>
-            </w:r>
-            <w:proofErr w:type="gramStart"/>
-            <w:r>
-              <w:rPr>
-                <w:rFonts w:ascii="KoPub돋움체 Light" w:eastAsia="KoPub돋움체 Light" w:hint="eastAsia"/>
-                <w:lang w:eastAsia="ko-KR"/>
-              </w:rPr>
-              <w:t>중  □</w:t>
-            </w:r>
-            <w:proofErr w:type="gramEnd"/>
-            <w:r>
-              <w:rPr>
-                <w:rFonts w:ascii="KoPub돋움체 Light" w:eastAsia="KoPub돋움체 Light" w:hint="eastAsia"/>
-                <w:lang w:eastAsia="ko-KR"/>
-              </w:rPr>
-              <w:t xml:space="preserve"> 이번 주(예약)</w:t>
+              <w:t xml:space="preserve"> 오늘 중  □ 이번 주(예약)</w:t>
             </w:r>
           </w:p>
         </w:tc>
@@ -1005,7 +997,7 @@
           <w:p>
             <w:pPr>
               <w:rPr>
-                <w:rFonts w:ascii="KoPub돋움체 Light" w:eastAsia="KoPub돋움체 Light" w:hint="eastAsia"/>
+                <w:rFonts w:ascii="KoPub돋움체 Light" w:eastAsia="KoPub돋움체 Light"/>
               </w:rPr>
             </w:pPr>
             <w:proofErr w:type="spellStart"/>
@@ -1059,7 +1051,7 @@
           <w:p>
             <w:pPr>
               <w:rPr>
-                <w:rFonts w:ascii="KoPub돋움체 Light" w:eastAsia="KoPub돋움체 Light" w:hint="eastAsia"/>
+                <w:rFonts w:ascii="KoPub돋움체 Light" w:eastAsia="KoPub돋움체 Light"/>
                 <w:lang w:eastAsia="ko-KR"/>
               </w:rPr>
             </w:pPr>
@@ -1097,7 +1089,7 @@
           <w:p>
             <w:pPr>
               <w:rPr>
-                <w:rFonts w:ascii="KoPub돋움체 Light" w:eastAsia="KoPub돋움체 Light" w:hint="eastAsia"/>
+                <w:rFonts w:ascii="KoPub돋움체 Light" w:eastAsia="KoPub돋움체 Light"/>
               </w:rPr>
             </w:pPr>
             <w:proofErr w:type="spellStart"/>
@@ -1167,7 +1159,7 @@
           <w:p>
             <w:pPr>
               <w:rPr>
-                <w:rFonts w:ascii="KoPub돋움체 Light" w:eastAsia="KoPub돋움체 Light" w:hint="eastAsia"/>
+                <w:rFonts w:ascii="KoPub돋움체 Light" w:eastAsia="KoPub돋움체 Light"/>
                 <w:lang w:eastAsia="ko-KR"/>
               </w:rPr>
             </w:pPr>
@@ -1192,39 +1184,7 @@
                 <w:rFonts w:ascii="KoPub돋움체 Light" w:eastAsia="KoPub돋움체 Light" w:hint="eastAsia"/>
                 <w:lang w:eastAsia="ko-KR"/>
               </w:rPr>
-              <w:t xml:space="preserve"> </w:t>
-            </w:r>
-            <w:proofErr w:type="gramStart"/>
-            <w:r>
-              <w:rPr>
-                <w:rFonts w:ascii="KoPub돋움체 Light" w:eastAsia="KoPub돋움체 Light" w:hint="eastAsia"/>
-                <w:lang w:eastAsia="ko-KR"/>
-              </w:rPr>
-              <w:t>메신저  □</w:t>
-            </w:r>
-            <w:proofErr w:type="gramEnd"/>
-            <w:r>
-              <w:rPr>
-                <w:rFonts w:ascii="KoPub돋움체 Light" w:eastAsia="KoPub돋움체 Light" w:hint="eastAsia"/>
-                <w:lang w:eastAsia="ko-KR"/>
-              </w:rPr>
-              <w:t xml:space="preserve"> </w:t>
-            </w:r>
-            <w:proofErr w:type="gramStart"/>
-            <w:r>
-              <w:rPr>
-                <w:rFonts w:ascii="KoPub돋움체 Light" w:eastAsia="KoPub돋움체 Light" w:hint="eastAsia"/>
-                <w:lang w:eastAsia="ko-KR"/>
-              </w:rPr>
-              <w:t>기타:_</w:t>
-            </w:r>
-            <w:proofErr w:type="gramEnd"/>
-            <w:r>
-              <w:rPr>
-                <w:rFonts w:ascii="KoPub돋움체 Light" w:eastAsia="KoPub돋움체 Light" w:hint="eastAsia"/>
-                <w:lang w:eastAsia="ko-KR"/>
-              </w:rPr>
-              <w:t>___</w:t>
+              <w:t xml:space="preserve"> 메신저  □ 기타:____</w:t>
             </w:r>
           </w:p>
         </w:tc>
@@ -1237,7 +1197,7 @@
           <w:p>
             <w:pPr>
               <w:rPr>
-                <w:rFonts w:ascii="KoPub돋움체 Light" w:eastAsia="KoPub돋움체 Light" w:hint="eastAsia"/>
+                <w:rFonts w:ascii="KoPub돋움체 Light" w:eastAsia="KoPub돋움체 Light"/>
               </w:rPr>
             </w:pPr>
             <w:proofErr w:type="spellStart"/>
@@ -1285,7 +1245,7 @@
           <w:p>
             <w:pPr>
               <w:rPr>
-                <w:rFonts w:ascii="KoPub돋움체 Light" w:eastAsia="KoPub돋움체 Light" w:hint="eastAsia"/>
+                <w:rFonts w:ascii="KoPub돋움체 Light" w:eastAsia="KoPub돋움체 Light"/>
                 <w:lang w:eastAsia="ko-KR"/>
               </w:rPr>
             </w:pPr>
@@ -1323,7 +1283,7 @@
           <w:p>
             <w:pPr>
               <w:rPr>
-                <w:rFonts w:ascii="KoPub돋움체 Light" w:eastAsia="KoPub돋움체 Light" w:hint="eastAsia"/>
+                <w:rFonts w:ascii="KoPub돋움체 Light" w:eastAsia="KoPub돋움체 Light"/>
               </w:rPr>
             </w:pPr>
             <w:proofErr w:type="spellStart"/>
@@ -1372,7 +1332,7 @@
           <w:p>
             <w:pPr>
               <w:rPr>
-                <w:rFonts w:ascii="KoPub돋움체 Light" w:eastAsia="KoPub돋움체 Light" w:hint="eastAsia"/>
+                <w:rFonts w:ascii="KoPub돋움체 Light" w:eastAsia="KoPub돋움체 Light"/>
                 <w:lang w:eastAsia="ko-KR"/>
               </w:rPr>
             </w:pPr>
@@ -1397,39 +1357,7 @@
                 <w:rFonts w:ascii="KoPub돋움체 Light" w:eastAsia="KoPub돋움체 Light" w:hint="eastAsia"/>
                 <w:lang w:eastAsia="ko-KR"/>
               </w:rPr>
-              <w:t xml:space="preserve"> </w:t>
-            </w:r>
-            <w:proofErr w:type="gramStart"/>
-            <w:r>
-              <w:rPr>
-                <w:rFonts w:ascii="KoPub돋움체 Light" w:eastAsia="KoPub돋움체 Light" w:hint="eastAsia"/>
-                <w:lang w:eastAsia="ko-KR"/>
-              </w:rPr>
-              <w:t>술기  □</w:t>
-            </w:r>
-            <w:proofErr w:type="gramEnd"/>
-            <w:r>
-              <w:rPr>
-                <w:rFonts w:ascii="KoPub돋움체 Light" w:eastAsia="KoPub돋움체 Light" w:hint="eastAsia"/>
-                <w:lang w:eastAsia="ko-KR"/>
-              </w:rPr>
-              <w:t xml:space="preserve"> 보고/</w:t>
-            </w:r>
-            <w:proofErr w:type="gramStart"/>
-            <w:r>
-              <w:rPr>
-                <w:rFonts w:ascii="KoPub돋움체 Light" w:eastAsia="KoPub돋움체 Light" w:hint="eastAsia"/>
-                <w:lang w:eastAsia="ko-KR"/>
-              </w:rPr>
-              <w:t>템플릿  □</w:t>
-            </w:r>
-            <w:proofErr w:type="gramEnd"/>
-            <w:r>
-              <w:rPr>
-                <w:rFonts w:ascii="KoPub돋움체 Light" w:eastAsia="KoPub돋움체 Light" w:hint="eastAsia"/>
-                <w:lang w:eastAsia="ko-KR"/>
-              </w:rPr>
-              <w:t xml:space="preserve"> 기타</w:t>
+              <w:t xml:space="preserve"> 술기  □ 보고/템플릿  □ 기타</w:t>
             </w:r>
           </w:p>
         </w:tc>
@@ -1442,7 +1370,7 @@
           <w:p>
             <w:pPr>
               <w:rPr>
-                <w:rFonts w:ascii="KoPub돋움체 Light" w:eastAsia="KoPub돋움체 Light" w:hint="eastAsia"/>
+                <w:rFonts w:ascii="KoPub돋움체 Light" w:eastAsia="KoPub돋움체 Light"/>
               </w:rPr>
             </w:pPr>
             <w:proofErr w:type="spellStart"/>
@@ -1496,7 +1424,7 @@
           <w:p>
             <w:pPr>
               <w:rPr>
-                <w:rFonts w:ascii="KoPub돋움체 Light" w:eastAsia="KoPub돋움체 Light" w:hint="eastAsia"/>
+                <w:rFonts w:ascii="KoPub돋움체 Light" w:eastAsia="KoPub돋움체 Light"/>
                 <w:lang w:eastAsia="ko-KR"/>
               </w:rPr>
             </w:pPr>
@@ -1518,7 +1446,7 @@
           <w:p>
             <w:pPr>
               <w:rPr>
-                <w:rFonts w:ascii="KoPub돋움체 Light" w:eastAsia="KoPub돋움체 Light" w:hint="eastAsia"/>
+                <w:rFonts w:ascii="KoPub돋움체 Light" w:eastAsia="KoPub돋움체 Light"/>
               </w:rPr>
             </w:pPr>
             <w:proofErr w:type="spellStart"/>
@@ -1572,7 +1500,7 @@
           <w:p>
             <w:pPr>
               <w:rPr>
-                <w:rFonts w:ascii="KoPub돋움체 Light" w:eastAsia="KoPub돋움체 Light" w:hint="eastAsia"/>
+                <w:rFonts w:ascii="KoPub돋움체 Light" w:eastAsia="KoPub돋움체 Light"/>
                 <w:lang w:eastAsia="ko-KR"/>
               </w:rPr>
             </w:pPr>
@@ -1594,7 +1522,7 @@
           <w:p>
             <w:pPr>
               <w:rPr>
-                <w:rFonts w:ascii="KoPub돋움체 Light" w:eastAsia="KoPub돋움체 Light" w:hint="eastAsia"/>
+                <w:rFonts w:ascii="KoPub돋움체 Light" w:eastAsia="KoPub돋움체 Light"/>
               </w:rPr>
             </w:pPr>
             <w:proofErr w:type="spellStart"/>
@@ -1642,7 +1570,7 @@
           <w:p>
             <w:pPr>
               <w:rPr>
-                <w:rFonts w:ascii="KoPub돋움체 Light" w:eastAsia="KoPub돋움체 Light" w:hint="eastAsia"/>
+                <w:rFonts w:ascii="KoPub돋움체 Light" w:eastAsia="KoPub돋움체 Light"/>
                 <w:lang w:eastAsia="ko-KR"/>
               </w:rPr>
             </w:pPr>
@@ -1664,7 +1592,7 @@
           <w:p>
             <w:pPr>
               <w:rPr>
-                <w:rFonts w:ascii="KoPub돋움체 Light" w:eastAsia="KoPub돋움체 Light" w:hint="eastAsia"/>
+                <w:rFonts w:ascii="KoPub돋움체 Light" w:eastAsia="KoPub돋움체 Light"/>
               </w:rPr>
             </w:pPr>
             <w:proofErr w:type="spellStart"/>
@@ -1734,7 +1662,7 @@
           <w:p>
             <w:pPr>
               <w:rPr>
-                <w:rFonts w:ascii="KoPub돋움체 Light" w:eastAsia="KoPub돋움체 Light" w:hint="eastAsia"/>
+                <w:rFonts w:ascii="KoPub돋움체 Light" w:eastAsia="KoPub돋움체 Light"/>
               </w:rPr>
             </w:pPr>
             <w:r>
@@ -1754,7 +1682,7 @@
           <w:p>
             <w:pPr>
               <w:rPr>
-                <w:rFonts w:ascii="KoPub돋움체 Light" w:eastAsia="KoPub돋움체 Light" w:hint="eastAsia"/>
+                <w:rFonts w:ascii="KoPub돋움체 Light" w:eastAsia="KoPub돋움체 Light"/>
               </w:rPr>
             </w:pPr>
             <w:r>
@@ -1772,7 +1700,7 @@
           <w:p>
             <w:pPr>
               <w:rPr>
-                <w:rFonts w:ascii="KoPub돋움체 Light" w:eastAsia="KoPub돋움체 Light" w:hint="eastAsia"/>
+                <w:rFonts w:ascii="KoPub돋움체 Light" w:eastAsia="KoPub돋움체 Light"/>
               </w:rPr>
             </w:pPr>
             <w:r>
@@ -1792,7 +1720,7 @@
           <w:p>
             <w:pPr>
               <w:rPr>
-                <w:rFonts w:ascii="KoPub돋움체 Light" w:eastAsia="KoPub돋움체 Light" w:hint="eastAsia"/>
+                <w:rFonts w:ascii="KoPub돋움체 Light" w:eastAsia="KoPub돋움체 Light"/>
               </w:rPr>
             </w:pPr>
             <w:r>
@@ -1810,7 +1738,7 @@
           <w:p>
             <w:pPr>
               <w:rPr>
-                <w:rFonts w:ascii="KoPub돋움체 Light" w:eastAsia="KoPub돋움체 Light" w:hint="eastAsia"/>
+                <w:rFonts w:ascii="KoPub돋움체 Light" w:eastAsia="KoPub돋움체 Light"/>
                 <w:lang w:eastAsia="ko-KR"/>
               </w:rPr>
             </w:pPr>
@@ -1829,66 +1757,72 @@
       <w:pPr>
         <w:spacing w:after="0"/>
         <w:rPr>
-          <w:rFonts w:ascii="KoPub돋움체 Light" w:eastAsia="KoPub돋움체 Light" w:hint="eastAsia"/>
+          <w:rFonts w:ascii="KoPub돋움체 Light" w:eastAsia="KoPub돋움체 Light"/>
           <w:lang w:eastAsia="ko-KR"/>
         </w:rPr>
       </w:pPr>
     </w:p>
     <w:p>
       <w:pPr>
+        <w:rPr>
+          <w:rFonts w:ascii="KoPub돋움체 Light" w:eastAsia="KoPub돋움체 Light"/>
+          <w:b/>
+          <w:sz w:val="24"/>
+          <w:szCs w:val="24"/>
+          <w:lang w:eastAsia="ko-KR"/>
+        </w:rPr>
+      </w:pPr>
+      <w:r>
         <w:rPr>
           <w:rFonts w:ascii="KoPub돋움체 Light" w:eastAsia="KoPub돋움체 Light" w:hint="eastAsia"/>
           <w:b/>
           <w:sz w:val="24"/>
           <w:szCs w:val="24"/>
-        </w:rPr>
-      </w:pPr>
+          <w:lang w:eastAsia="ko-KR"/>
+        </w:rPr>
+        <w:t>2-2. [네이버폼/</w:t>
+      </w:r>
+      <w:proofErr w:type="spellStart"/>
       <w:r>
         <w:rPr>
           <w:rFonts w:ascii="KoPub돋움체 Light" w:eastAsia="KoPub돋움체 Light" w:hint="eastAsia"/>
           <w:b/>
           <w:sz w:val="24"/>
           <w:szCs w:val="24"/>
-        </w:rPr>
-        <w:t>2-2. [네이버폼/</w:t>
+          <w:lang w:eastAsia="ko-KR"/>
+        </w:rPr>
+        <w:t>구글폼</w:t>
       </w:r>
-      <w:proofErr w:type="spellStart"/>
+      <w:proofErr w:type="spellEnd"/>
       <w:r>
         <w:rPr>
           <w:rFonts w:ascii="KoPub돋움체 Light" w:eastAsia="KoPub돋움체 Light" w:hint="eastAsia"/>
           <w:b/>
           <w:sz w:val="24"/>
           <w:szCs w:val="24"/>
-        </w:rPr>
-        <w:t>구글폼</w:t>
+          <w:lang w:eastAsia="ko-KR"/>
+        </w:rPr>
+        <w:t>] 질문 구성(</w:t>
       </w:r>
-      <w:proofErr w:type="spellEnd"/>
+      <w:proofErr w:type="spellStart"/>
       <w:r>
         <w:rPr>
           <w:rFonts w:ascii="KoPub돋움체 Light" w:eastAsia="KoPub돋움체 Light" w:hint="eastAsia"/>
           <w:b/>
           <w:sz w:val="24"/>
           <w:szCs w:val="24"/>
-        </w:rPr>
-        <w:t>] 질문 구성(</w:t>
+          <w:lang w:eastAsia="ko-KR"/>
+        </w:rPr>
+        <w:t>복붙용</w:t>
       </w:r>
-      <w:proofErr w:type="spellStart"/>
+      <w:proofErr w:type="spellEnd"/>
       <w:r>
         <w:rPr>
           <w:rFonts w:ascii="KoPub돋움체 Light" w:eastAsia="KoPub돋움체 Light" w:hint="eastAsia"/>
           <w:b/>
           <w:sz w:val="24"/>
           <w:szCs w:val="24"/>
-        </w:rPr>
-        <w:t>복붙용</w:t>
-      </w:r>
-      <w:proofErr w:type="spellEnd"/>
-      <w:r>
-        <w:rPr>
-          <w:rFonts w:ascii="KoPub돋움체 Light" w:eastAsia="KoPub돋움체 Light" w:hint="eastAsia"/>
-          <w:b/>
-          <w:sz w:val="24"/>
-          <w:szCs w:val="24"/>
+          <w:lang w:eastAsia="ko-KR"/>
         </w:rPr>
         <w:t>)</w:t>
       </w:r>
@@ -1902,7 +1836,7 @@
         </w:numPr>
         <w:spacing w:after="0"/>
         <w:rPr>
-          <w:rFonts w:ascii="KoPub돋움체 Light" w:eastAsia="KoPub돋움체 Light" w:hint="eastAsia"/>
+          <w:rFonts w:ascii="KoPub돋움체 Light" w:eastAsia="KoPub돋움체 Light"/>
           <w:lang w:eastAsia="ko-KR"/>
         </w:rPr>
       </w:pPr>
@@ -1943,23 +1877,7 @@
           <w:rFonts w:ascii="KoPub돋움체 Light" w:eastAsia="KoPub돋움체 Light" w:hint="eastAsia"/>
           <w:lang w:eastAsia="ko-KR"/>
         </w:rPr>
-        <w:t xml:space="preserve"> 오늘 </w:t>
-      </w:r>
-      <w:proofErr w:type="gramStart"/>
-      <w:r>
-        <w:rPr>
-          <w:rFonts w:ascii="KoPub돋움체 Light" w:eastAsia="KoPub돋움체 Light" w:hint="eastAsia"/>
-          <w:lang w:eastAsia="ko-KR"/>
-        </w:rPr>
-        <w:t>중 /</w:t>
-      </w:r>
-      <w:proofErr w:type="gramEnd"/>
-      <w:r>
-        <w:rPr>
-          <w:rFonts w:ascii="KoPub돋움체 Light" w:eastAsia="KoPub돋움체 Light" w:hint="eastAsia"/>
-          <w:lang w:eastAsia="ko-KR"/>
-        </w:rPr>
-        <w:t xml:space="preserve"> 이번 주(예약)</w:t>
+        <w:t xml:space="preserve"> 오늘 중 / 이번 주(예약)</w:t>
       </w:r>
     </w:p>
     <w:p>
@@ -1971,7 +1889,7 @@
         </w:numPr>
         <w:spacing w:after="0"/>
         <w:rPr>
-          <w:rFonts w:ascii="KoPub돋움체 Light" w:eastAsia="KoPub돋움체 Light" w:hint="eastAsia"/>
+          <w:rFonts w:ascii="KoPub돋움체 Light" w:eastAsia="KoPub돋움체 Light"/>
           <w:lang w:eastAsia="ko-KR"/>
         </w:rPr>
       </w:pPr>
@@ -2012,55 +1930,7 @@
           <w:rFonts w:ascii="KoPub돋움체 Light" w:eastAsia="KoPub돋움체 Light" w:hint="eastAsia"/>
           <w:lang w:eastAsia="ko-KR"/>
         </w:rPr>
-        <w:t xml:space="preserve"> 131</w:t>
-      </w:r>
-      <w:proofErr w:type="gramStart"/>
-      <w:r>
-        <w:rPr>
-          <w:rFonts w:ascii="KoPub돋움체 Light" w:eastAsia="KoPub돋움체 Light" w:hint="eastAsia"/>
-          <w:lang w:eastAsia="ko-KR"/>
-        </w:rPr>
-        <w:t>W /</w:t>
-      </w:r>
-      <w:proofErr w:type="gramEnd"/>
-      <w:r>
-        <w:rPr>
-          <w:rFonts w:ascii="KoPub돋움체 Light" w:eastAsia="KoPub돋움체 Light" w:hint="eastAsia"/>
-          <w:lang w:eastAsia="ko-KR"/>
-        </w:rPr>
-        <w:t xml:space="preserve"> 141</w:t>
-      </w:r>
-      <w:proofErr w:type="gramStart"/>
-      <w:r>
-        <w:rPr>
-          <w:rFonts w:ascii="KoPub돋움체 Light" w:eastAsia="KoPub돋움체 Light" w:hint="eastAsia"/>
-          <w:lang w:eastAsia="ko-KR"/>
-        </w:rPr>
-        <w:t>W /</w:t>
-      </w:r>
-      <w:proofErr w:type="gramEnd"/>
-      <w:r>
-        <w:rPr>
-          <w:rFonts w:ascii="KoPub돋움체 Light" w:eastAsia="KoPub돋움체 Light" w:hint="eastAsia"/>
-          <w:lang w:eastAsia="ko-KR"/>
-        </w:rPr>
-        <w:t xml:space="preserve"> 142</w:t>
-      </w:r>
-      <w:proofErr w:type="gramStart"/>
-      <w:r>
-        <w:rPr>
-          <w:rFonts w:ascii="KoPub돋움체 Light" w:eastAsia="KoPub돋움체 Light" w:hint="eastAsia"/>
-          <w:lang w:eastAsia="ko-KR"/>
-        </w:rPr>
-        <w:t>W /</w:t>
-      </w:r>
-      <w:proofErr w:type="gramEnd"/>
-      <w:r>
-        <w:rPr>
-          <w:rFonts w:ascii="KoPub돋움체 Light" w:eastAsia="KoPub돋움체 Light" w:hint="eastAsia"/>
-          <w:lang w:eastAsia="ko-KR"/>
-        </w:rPr>
-        <w:t xml:space="preserve"> 기타</w:t>
+        <w:t xml:space="preserve"> 131W / 141W / 142W / 기타</w:t>
       </w:r>
     </w:p>
     <w:p>
@@ -2072,7 +1942,7 @@
         </w:numPr>
         <w:spacing w:after="0"/>
         <w:rPr>
-          <w:rFonts w:ascii="KoPub돋움체 Light" w:eastAsia="KoPub돋움체 Light" w:hint="eastAsia"/>
+          <w:rFonts w:ascii="KoPub돋움체 Light" w:eastAsia="KoPub돋움체 Light"/>
           <w:lang w:eastAsia="ko-KR"/>
         </w:rPr>
       </w:pPr>
@@ -2093,7 +1963,7 @@
         </w:numPr>
         <w:spacing w:after="0"/>
         <w:rPr>
-          <w:rFonts w:ascii="KoPub돋움체 Light" w:eastAsia="KoPub돋움체 Light" w:hint="eastAsia"/>
+          <w:rFonts w:ascii="KoPub돋움체 Light" w:eastAsia="KoPub돋움체 Light"/>
           <w:lang w:eastAsia="ko-KR"/>
         </w:rPr>
       </w:pPr>
@@ -2114,7 +1984,7 @@
         </w:numPr>
         <w:spacing w:after="0"/>
         <w:rPr>
-          <w:rFonts w:ascii="KoPub돋움체 Light" w:eastAsia="KoPub돋움체 Light" w:hint="eastAsia"/>
+          <w:rFonts w:ascii="KoPub돋움체 Light" w:eastAsia="KoPub돋움체 Light"/>
           <w:lang w:eastAsia="ko-KR"/>
         </w:rPr>
       </w:pPr>
@@ -2135,7 +2005,7 @@
         </w:numPr>
         <w:spacing w:after="0"/>
         <w:rPr>
-          <w:rFonts w:ascii="KoPub돋움체 Light" w:eastAsia="KoPub돋움체 Light" w:hint="eastAsia"/>
+          <w:rFonts w:ascii="KoPub돋움체 Light" w:eastAsia="KoPub돋움체 Light"/>
         </w:rPr>
       </w:pPr>
       <w:r>
@@ -2196,7 +2066,7 @@
         </w:numPr>
         <w:spacing w:after="0"/>
         <w:rPr>
-          <w:rFonts w:ascii="KoPub돋움체 Light" w:eastAsia="KoPub돋움체 Light" w:hint="eastAsia"/>
+          <w:rFonts w:ascii="KoPub돋움체 Light" w:eastAsia="KoPub돋움체 Light"/>
           <w:lang w:eastAsia="ko-KR"/>
         </w:rPr>
       </w:pPr>
@@ -2233,7 +2103,7 @@
         </w:numPr>
         <w:spacing w:after="0"/>
         <w:rPr>
-          <w:rFonts w:ascii="KoPub돋움체 Light" w:eastAsia="KoPub돋움체 Light" w:hint="eastAsia"/>
+          <w:rFonts w:ascii="KoPub돋움체 Light" w:eastAsia="KoPub돋움체 Light"/>
         </w:rPr>
       </w:pPr>
       <w:r>
@@ -2296,7 +2166,7 @@
         </w:numPr>
         <w:spacing w:after="0"/>
         <w:rPr>
-          <w:rFonts w:ascii="KoPub돋움체 Light" w:eastAsia="KoPub돋움체 Light" w:hint="eastAsia"/>
+          <w:rFonts w:ascii="KoPub돋움체 Light" w:eastAsia="KoPub돋움체 Light"/>
         </w:rPr>
       </w:pPr>
       <w:r>
@@ -2315,7 +2185,7 @@
         </w:numPr>
         <w:spacing w:after="0"/>
         <w:rPr>
-          <w:rFonts w:ascii="KoPub돋움체 Light" w:eastAsia="KoPub돋움체 Light" w:hint="eastAsia"/>
+          <w:rFonts w:ascii="KoPub돋움체 Light" w:eastAsia="KoPub돋움체 Light"/>
         </w:rPr>
       </w:pPr>
       <w:r>
@@ -2334,7 +2204,7 @@
         </w:numPr>
         <w:spacing w:after="0"/>
         <w:rPr>
-          <w:rFonts w:ascii="KoPub돋움체 Light" w:eastAsia="KoPub돋움체 Light" w:hint="eastAsia"/>
+          <w:rFonts w:ascii="KoPub돋움체 Light" w:eastAsia="KoPub돋움체 Light"/>
         </w:rPr>
       </w:pPr>
       <w:r>
@@ -2349,7 +2219,7 @@
         <w:spacing w:after="0"/>
         <w:ind w:left="440"/>
         <w:rPr>
-          <w:rFonts w:ascii="KoPub돋움체 Light" w:eastAsia="KoPub돋움체 Light" w:hint="eastAsia"/>
+          <w:rFonts w:ascii="KoPub돋움체 Light" w:eastAsia="KoPub돋움체 Light"/>
           <w:lang w:eastAsia="ko-KR"/>
         </w:rPr>
       </w:pPr>
@@ -2377,56 +2247,29 @@
           <w:sz w:val="21"/>
           <w:lang w:eastAsia="ko-KR"/>
         </w:rPr>
-        <w:t xml:space="preserve"> 개인평가 </w:t>
-      </w:r>
-      <w:proofErr w:type="gramStart"/>
-      <w:r>
-        <w:rPr>
-          <w:rFonts w:ascii="KoPub돋움체 Light" w:eastAsia="KoPub돋움체 Light" w:hint="eastAsia"/>
-          <w:sz w:val="21"/>
-          <w:lang w:eastAsia="ko-KR"/>
-        </w:rPr>
-        <w:t>아님 /</w:t>
-      </w:r>
-      <w:proofErr w:type="gramEnd"/>
-      <w:r>
-        <w:rPr>
-          <w:rFonts w:ascii="KoPub돋움체 Light" w:eastAsia="KoPub돋움체 Light" w:hint="eastAsia"/>
-          <w:sz w:val="21"/>
-          <w:lang w:eastAsia="ko-KR"/>
-        </w:rPr>
-        <w:t xml:space="preserve"> 교육 </w:t>
-      </w:r>
-      <w:proofErr w:type="gramStart"/>
-      <w:r>
-        <w:rPr>
-          <w:rFonts w:ascii="KoPub돋움체 Light" w:eastAsia="KoPub돋움체 Light" w:hint="eastAsia"/>
-          <w:sz w:val="21"/>
-          <w:lang w:eastAsia="ko-KR"/>
-        </w:rPr>
-        <w:t>개선용 /</w:t>
-      </w:r>
-      <w:proofErr w:type="gramEnd"/>
-      <w:r>
-        <w:rPr>
-          <w:rFonts w:ascii="KoPub돋움체 Light" w:eastAsia="KoPub돋움체 Light" w:hint="eastAsia"/>
-          <w:sz w:val="21"/>
-          <w:lang w:eastAsia="ko-KR"/>
-        </w:rPr>
-        <w:t xml:space="preserve"> 환자정보 기재 금지’</w:t>
+        <w:t xml:space="preserve"> 개인평가 아님 / 교육 개선용 / 환자정보 기재 금지’</w:t>
       </w:r>
     </w:p>
     <w:p>
       <w:pPr>
         <w:spacing w:after="0"/>
         <w:rPr>
-          <w:rFonts w:ascii="KoPub돋움체 Light" w:eastAsia="KoPub돋움체 Light" w:hint="eastAsia"/>
+          <w:rFonts w:ascii="KoPub돋움체 Light" w:eastAsia="KoPub돋움체 Light"/>
           <w:lang w:eastAsia="ko-KR"/>
         </w:rPr>
       </w:pPr>
     </w:p>
     <w:p>
       <w:pPr>
+        <w:rPr>
+          <w:rFonts w:ascii="KoPub돋움체 Light" w:eastAsia="KoPub돋움체 Light"/>
+          <w:b/>
+          <w:sz w:val="28"/>
+          <w:szCs w:val="28"/>
+          <w:lang w:eastAsia="ko-KR"/>
+        </w:rPr>
+      </w:pPr>
+      <w:r>
         <w:rPr>
           <w:rFonts w:ascii="KoPub돋움체 Light" w:eastAsia="KoPub돋움체 Light" w:hint="eastAsia"/>
           <w:b/>
@@ -2434,15 +2277,6 @@
           <w:szCs w:val="28"/>
           <w:lang w:eastAsia="ko-KR"/>
         </w:rPr>
-      </w:pPr>
-      <w:r>
-        <w:rPr>
-          <w:rFonts w:ascii="KoPub돋움체 Light" w:eastAsia="KoPub돋움체 Light" w:hint="eastAsia"/>
-          <w:b/>
-          <w:sz w:val="28"/>
-          <w:szCs w:val="28"/>
-          <w:lang w:eastAsia="ko-KR"/>
-        </w:rPr>
         <w:t>3. 폼 B: 기기 교육 신청(예약·정규 교육)</w:t>
       </w:r>
     </w:p>
@@ -2450,7 +2284,7 @@
       <w:pPr>
         <w:spacing w:after="0"/>
         <w:rPr>
-          <w:rFonts w:ascii="KoPub돋움체 Light" w:eastAsia="KoPub돋움체 Light" w:hint="eastAsia"/>
+          <w:rFonts w:ascii="KoPub돋움체 Light" w:eastAsia="KoPub돋움체 Light"/>
           <w:lang w:eastAsia="ko-KR"/>
         </w:rPr>
       </w:pPr>
@@ -2466,7 +2300,7 @@
       <w:pPr>
         <w:spacing w:after="0"/>
         <w:rPr>
-          <w:rFonts w:ascii="KoPub돋움체 Light" w:eastAsia="KoPub돋움체 Light" w:hint="eastAsia"/>
+          <w:rFonts w:ascii="KoPub돋움체 Light" w:eastAsia="KoPub돋움체 Light"/>
           <w:lang w:eastAsia="ko-KR"/>
         </w:rPr>
       </w:pPr>
@@ -2496,7 +2330,7 @@
           <w:p>
             <w:pPr>
               <w:rPr>
-                <w:rFonts w:ascii="KoPub돋움체 Light" w:eastAsia="KoPub돋움체 Light" w:hint="eastAsia"/>
+                <w:rFonts w:ascii="KoPub돋움체 Light" w:eastAsia="KoPub돋움체 Light"/>
               </w:rPr>
             </w:pPr>
             <w:proofErr w:type="spellStart"/>
@@ -2549,7 +2383,7 @@
           <w:p>
             <w:pPr>
               <w:rPr>
-                <w:rFonts w:ascii="KoPub돋움체 Light" w:eastAsia="KoPub돋움체 Light" w:hint="eastAsia"/>
+                <w:rFonts w:ascii="KoPub돋움체 Light" w:eastAsia="KoPub돋움체 Light"/>
                 <w:lang w:eastAsia="ko-KR"/>
               </w:rPr>
             </w:pPr>
@@ -2574,23 +2408,7 @@
                 <w:rFonts w:ascii="KoPub돋움체 Light" w:eastAsia="KoPub돋움체 Light" w:hint="eastAsia"/>
                 <w:lang w:eastAsia="ko-KR"/>
               </w:rPr>
-              <w:t xml:space="preserve"> 60분(실습 포함</w:t>
-            </w:r>
-            <w:proofErr w:type="gramStart"/>
-            <w:r>
-              <w:rPr>
-                <w:rFonts w:ascii="KoPub돋움체 Light" w:eastAsia="KoPub돋움체 Light" w:hint="eastAsia"/>
-                <w:lang w:eastAsia="ko-KR"/>
-              </w:rPr>
-              <w:t>)  □</w:t>
-            </w:r>
-            <w:proofErr w:type="gramEnd"/>
-            <w:r>
-              <w:rPr>
-                <w:rFonts w:ascii="KoPub돋움체 Light" w:eastAsia="KoPub돋움체 Light" w:hint="eastAsia"/>
-                <w:lang w:eastAsia="ko-KR"/>
-              </w:rPr>
-              <w:t xml:space="preserve"> 야간/주말 맞춤(가능 시)</w:t>
+              <w:t xml:space="preserve"> 60분(실습 포함)  □ 야간/주말 맞춤(가능 시)</w:t>
             </w:r>
           </w:p>
         </w:tc>
@@ -2603,7 +2421,7 @@
           <w:p>
             <w:pPr>
               <w:rPr>
-                <w:rFonts w:ascii="KoPub돋움체 Light" w:eastAsia="KoPub돋움체 Light" w:hint="eastAsia"/>
+                <w:rFonts w:ascii="KoPub돋움체 Light" w:eastAsia="KoPub돋움체 Light"/>
               </w:rPr>
             </w:pPr>
             <w:proofErr w:type="spellStart"/>
@@ -2624,7 +2442,7 @@
           <w:p>
             <w:pPr>
               <w:rPr>
-                <w:rFonts w:ascii="KoPub돋움체 Light" w:eastAsia="KoPub돋움체 Light" w:hint="eastAsia"/>
+                <w:rFonts w:ascii="KoPub돋움체 Light" w:eastAsia="KoPub돋움체 Light"/>
                 <w:lang w:eastAsia="ko-KR"/>
               </w:rPr>
             </w:pPr>
@@ -2646,7 +2464,7 @@
           <w:p>
             <w:pPr>
               <w:rPr>
-                <w:rFonts w:ascii="KoPub돋움체 Light" w:eastAsia="KoPub돋움체 Light" w:hint="eastAsia"/>
+                <w:rFonts w:ascii="KoPub돋움체 Light" w:eastAsia="KoPub돋움체 Light"/>
               </w:rPr>
             </w:pPr>
             <w:proofErr w:type="spellStart"/>
@@ -2683,7 +2501,7 @@
           <w:p>
             <w:pPr>
               <w:rPr>
-                <w:rFonts w:ascii="KoPub돋움체 Light" w:eastAsia="KoPub돋움체 Light" w:hint="eastAsia"/>
+                <w:rFonts w:ascii="KoPub돋움체 Light" w:eastAsia="KoPub돋움체 Light"/>
                 <w:lang w:eastAsia="ko-KR"/>
               </w:rPr>
             </w:pPr>
@@ -2702,26 +2520,28 @@
       <w:pPr>
         <w:spacing w:after="0"/>
         <w:rPr>
-          <w:rFonts w:ascii="KoPub돋움체 Light" w:eastAsia="KoPub돋움체 Light" w:hint="eastAsia"/>
+          <w:rFonts w:ascii="KoPub돋움체 Light" w:eastAsia="KoPub돋움체 Light"/>
           <w:lang w:eastAsia="ko-KR"/>
         </w:rPr>
       </w:pPr>
     </w:p>
     <w:p>
       <w:pPr>
+        <w:rPr>
+          <w:rFonts w:ascii="KoPub돋움체 Light" w:eastAsia="KoPub돋움체 Light"/>
+          <w:b/>
+          <w:sz w:val="24"/>
+          <w:szCs w:val="24"/>
+          <w:lang w:eastAsia="ko-KR"/>
+        </w:rPr>
+      </w:pPr>
+      <w:r>
         <w:rPr>
           <w:rFonts w:ascii="KoPub돋움체 Light" w:eastAsia="KoPub돋움체 Light" w:hint="eastAsia"/>
           <w:b/>
           <w:sz w:val="24"/>
           <w:szCs w:val="24"/>
-        </w:rPr>
-      </w:pPr>
-      <w:r>
-        <w:rPr>
-          <w:rFonts w:ascii="KoPub돋움체 Light" w:eastAsia="KoPub돋움체 Light" w:hint="eastAsia"/>
-          <w:b/>
-          <w:sz w:val="24"/>
-          <w:szCs w:val="24"/>
+          <w:lang w:eastAsia="ko-KR"/>
         </w:rPr>
         <w:t>3-1. [인쇄용] 기기 교육 신청서(작성/제출용)</w:t>
       </w:r>
@@ -2746,7 +2566,7 @@
             <w:pPr>
               <w:jc w:val="center"/>
               <w:rPr>
-                <w:rFonts w:ascii="KoPub돋움체 Light" w:eastAsia="KoPub돋움체 Light" w:hint="eastAsia"/>
+                <w:rFonts w:ascii="KoPub돋움체 Light" w:eastAsia="KoPub돋움체 Light"/>
               </w:rPr>
             </w:pPr>
             <w:proofErr w:type="spellStart"/>
@@ -2769,7 +2589,7 @@
             <w:pPr>
               <w:jc w:val="center"/>
               <w:rPr>
-                <w:rFonts w:ascii="KoPub돋움체 Light" w:eastAsia="KoPub돋움체 Light" w:hint="eastAsia"/>
+                <w:rFonts w:ascii="KoPub돋움체 Light" w:eastAsia="KoPub돋움체 Light"/>
               </w:rPr>
             </w:pPr>
             <w:r>
@@ -2790,7 +2610,7 @@
           <w:p>
             <w:pPr>
               <w:rPr>
-                <w:rFonts w:ascii="KoPub돋움체 Light" w:eastAsia="KoPub돋움체 Light" w:hint="eastAsia"/>
+                <w:rFonts w:ascii="KoPub돋움체 Light" w:eastAsia="KoPub돋움체 Light"/>
               </w:rPr>
             </w:pPr>
             <w:r>
@@ -2808,7 +2628,7 @@
           <w:p>
             <w:pPr>
               <w:rPr>
-                <w:rFonts w:ascii="KoPub돋움체 Light" w:eastAsia="KoPub돋움체 Light" w:hint="eastAsia"/>
+                <w:rFonts w:ascii="KoPub돋움체 Light" w:eastAsia="KoPub돋움체 Light"/>
               </w:rPr>
             </w:pPr>
             <w:r>
@@ -2828,7 +2648,7 @@
           <w:p>
             <w:pPr>
               <w:rPr>
-                <w:rFonts w:ascii="KoPub돋움체 Light" w:eastAsia="KoPub돋움체 Light" w:hint="eastAsia"/>
+                <w:rFonts w:ascii="KoPub돋움체 Light" w:eastAsia="KoPub돋움체 Light"/>
                 <w:lang w:eastAsia="ko-KR"/>
               </w:rPr>
             </w:pPr>
@@ -2848,7 +2668,7 @@
           <w:p>
             <w:pPr>
               <w:rPr>
-                <w:rFonts w:ascii="KoPub돋움체 Light" w:eastAsia="KoPub돋움체 Light" w:hint="eastAsia"/>
+                <w:rFonts w:ascii="KoPub돋움체 Light" w:eastAsia="KoPub돋움체 Light"/>
               </w:rPr>
             </w:pPr>
             <w:r>
@@ -2872,7 +2692,6 @@
               <w:t xml:space="preserve"> </w:t>
             </w:r>
             <w:proofErr w:type="spellStart"/>
-            <w:proofErr w:type="gramStart"/>
             <w:r>
               <w:rPr>
                 <w:rFonts w:ascii="KoPub돋움체 Light" w:eastAsia="KoPub돋움체 Light" w:hint="eastAsia"/>
@@ -2884,98 +2703,7 @@
               <w:rPr>
                 <w:rFonts w:ascii="KoPub돋움체 Light" w:eastAsia="KoPub돋움체 Light" w:hint="eastAsia"/>
               </w:rPr>
-              <w:t xml:space="preserve">  □</w:t>
-            </w:r>
-            <w:proofErr w:type="gramEnd"/>
-            <w:r>
-              <w:rPr>
-                <w:rFonts w:ascii="KoPub돋움체 Light" w:eastAsia="KoPub돋움체 Light" w:hint="eastAsia"/>
-              </w:rPr>
-              <w:t xml:space="preserve"> suction/T-</w:t>
-            </w:r>
-            <w:proofErr w:type="gramStart"/>
-            <w:r>
-              <w:rPr>
-                <w:rFonts w:ascii="KoPub돋움체 Light" w:eastAsia="KoPub돋움체 Light" w:hint="eastAsia"/>
-              </w:rPr>
-              <w:t>tube  □</w:t>
-            </w:r>
-            <w:proofErr w:type="gramEnd"/>
-            <w:r>
-              <w:rPr>
-                <w:rFonts w:ascii="KoPub돋움체 Light" w:eastAsia="KoPub돋움체 Light" w:hint="eastAsia"/>
-              </w:rPr>
-              <w:t xml:space="preserve"> CVC/</w:t>
-            </w:r>
-            <w:proofErr w:type="gramStart"/>
-            <w:r>
-              <w:rPr>
-                <w:rFonts w:ascii="KoPub돋움체 Light" w:eastAsia="KoPub돋움체 Light" w:hint="eastAsia"/>
-              </w:rPr>
-              <w:t>Port  □</w:t>
-            </w:r>
-            <w:proofErr w:type="gramEnd"/>
-            <w:r>
-              <w:rPr>
-                <w:rFonts w:ascii="KoPub돋움체 Light" w:eastAsia="KoPub돋움체 Light" w:hint="eastAsia"/>
-              </w:rPr>
-              <w:t xml:space="preserve"> </w:t>
-            </w:r>
-            <w:proofErr w:type="gramStart"/>
-            <w:r>
-              <w:rPr>
-                <w:rFonts w:ascii="KoPub돋움체 Light" w:eastAsia="KoPub돋움체 Light" w:hint="eastAsia"/>
-              </w:rPr>
-              <w:t>흉관  □</w:t>
-            </w:r>
-            <w:proofErr w:type="gramEnd"/>
-            <w:r>
-              <w:rPr>
-                <w:rFonts w:ascii="KoPub돋움체 Light" w:eastAsia="KoPub돋움체 Light" w:hint="eastAsia"/>
-              </w:rPr>
-              <w:t xml:space="preserve"> Foley/</w:t>
-            </w:r>
-            <w:proofErr w:type="gramStart"/>
-            <w:r>
-              <w:rPr>
-                <w:rFonts w:ascii="KoPub돋움체 Light" w:eastAsia="KoPub돋움체 Light" w:hint="eastAsia"/>
-              </w:rPr>
-              <w:t>CBI  □</w:t>
-            </w:r>
-            <w:proofErr w:type="gramEnd"/>
-            <w:r>
-              <w:rPr>
-                <w:rFonts w:ascii="KoPub돋움체 Light" w:eastAsia="KoPub돋움체 Light" w:hint="eastAsia"/>
-              </w:rPr>
-              <w:t xml:space="preserve"> 주입펌프/</w:t>
-            </w:r>
-            <w:proofErr w:type="gramStart"/>
-            <w:r>
-              <w:rPr>
-                <w:rFonts w:ascii="KoPub돋움체 Light" w:eastAsia="KoPub돋움체 Light" w:hint="eastAsia"/>
-              </w:rPr>
-              <w:t>PCA  □</w:t>
-            </w:r>
-            <w:proofErr w:type="gramEnd"/>
-            <w:r>
-              <w:rPr>
-                <w:rFonts w:ascii="KoPub돋움체 Light" w:eastAsia="KoPub돋움체 Light" w:hint="eastAsia"/>
-              </w:rPr>
-              <w:t xml:space="preserve"> 모니터링/</w:t>
-            </w:r>
-            <w:proofErr w:type="gramStart"/>
-            <w:r>
-              <w:rPr>
-                <w:rFonts w:ascii="KoPub돋움체 Light" w:eastAsia="KoPub돋움체 Light" w:hint="eastAsia"/>
-              </w:rPr>
-              <w:t>알람  □</w:t>
-            </w:r>
-            <w:proofErr w:type="gramEnd"/>
-            <w:r>
-              <w:rPr>
-                <w:rFonts w:ascii="KoPub돋움체 Light" w:eastAsia="KoPub돋움체 Light" w:hint="eastAsia"/>
-              </w:rPr>
-              <w:t xml:space="preserve"> 기타</w:t>
+              <w:t xml:space="preserve">  □ suction/T-tube  □ CVC/Port  □ 흉관  □ Foley/CBI  □ 주입펌프/PCA  □ 모니터링/알람  □ 기타</w:t>
             </w:r>
           </w:p>
         </w:tc>
@@ -2988,7 +2716,7 @@
           <w:p>
             <w:pPr>
               <w:rPr>
-                <w:rFonts w:ascii="KoPub돋움체 Light" w:eastAsia="KoPub돋움체 Light" w:hint="eastAsia"/>
+                <w:rFonts w:ascii="KoPub돋움체 Light" w:eastAsia="KoPub돋움체 Light"/>
               </w:rPr>
             </w:pPr>
             <w:r>
@@ -3006,7 +2734,7 @@
           <w:p>
             <w:pPr>
               <w:rPr>
-                <w:rFonts w:ascii="KoPub돋움체 Light" w:eastAsia="KoPub돋움체 Light" w:hint="eastAsia"/>
+                <w:rFonts w:ascii="KoPub돋움체 Light" w:eastAsia="KoPub돋움체 Light"/>
                 <w:lang w:eastAsia="ko-KR"/>
               </w:rPr>
             </w:pPr>
@@ -3031,39 +2759,7 @@
                 <w:rFonts w:ascii="KoPub돋움체 Light" w:eastAsia="KoPub돋움체 Light" w:hint="eastAsia"/>
                 <w:lang w:eastAsia="ko-KR"/>
               </w:rPr>
-              <w:t xml:space="preserve"> 오류 </w:t>
-            </w:r>
-            <w:proofErr w:type="gramStart"/>
-            <w:r>
-              <w:rPr>
-                <w:rFonts w:ascii="KoPub돋움체 Light" w:eastAsia="KoPub돋움체 Light" w:hint="eastAsia"/>
-                <w:lang w:eastAsia="ko-KR"/>
-              </w:rPr>
-              <w:t>예방  □</w:t>
-            </w:r>
-            <w:proofErr w:type="gramEnd"/>
-            <w:r>
-              <w:rPr>
-                <w:rFonts w:ascii="KoPub돋움체 Light" w:eastAsia="KoPub돋움체 Light" w:hint="eastAsia"/>
-                <w:lang w:eastAsia="ko-KR"/>
-              </w:rPr>
-              <w:t xml:space="preserve"> 표준화(체크리스트</w:t>
-            </w:r>
-            <w:proofErr w:type="gramStart"/>
-            <w:r>
-              <w:rPr>
-                <w:rFonts w:ascii="KoPub돋움체 Light" w:eastAsia="KoPub돋움체 Light" w:hint="eastAsia"/>
-                <w:lang w:eastAsia="ko-KR"/>
-              </w:rPr>
-              <w:t>)  □</w:t>
-            </w:r>
-            <w:proofErr w:type="gramEnd"/>
-            <w:r>
-              <w:rPr>
-                <w:rFonts w:ascii="KoPub돋움체 Light" w:eastAsia="KoPub돋움체 Light" w:hint="eastAsia"/>
-                <w:lang w:eastAsia="ko-KR"/>
-              </w:rPr>
-              <w:t xml:space="preserve"> 업데이트 공유</w:t>
+              <w:t xml:space="preserve"> 오류 예방  □ 표준화(체크리스트)  □ 업데이트 공유</w:t>
             </w:r>
           </w:p>
         </w:tc>
@@ -3076,7 +2772,7 @@
           <w:p>
             <w:pPr>
               <w:rPr>
-                <w:rFonts w:ascii="KoPub돋움체 Light" w:eastAsia="KoPub돋움체 Light" w:hint="eastAsia"/>
+                <w:rFonts w:ascii="KoPub돋움체 Light" w:eastAsia="KoPub돋움체 Light"/>
               </w:rPr>
             </w:pPr>
             <w:proofErr w:type="spellStart"/>
@@ -3130,7 +2826,7 @@
           <w:p>
             <w:pPr>
               <w:rPr>
-                <w:rFonts w:ascii="KoPub돋움체 Light" w:eastAsia="KoPub돋움체 Light" w:hint="eastAsia"/>
+                <w:rFonts w:ascii="KoPub돋움체 Light" w:eastAsia="KoPub돋움체 Light"/>
                 <w:lang w:eastAsia="ko-KR"/>
               </w:rPr>
             </w:pPr>
@@ -3155,23 +2851,7 @@
                 <w:rFonts w:ascii="KoPub돋움체 Light" w:eastAsia="KoPub돋움체 Light" w:hint="eastAsia"/>
                 <w:lang w:eastAsia="ko-KR"/>
               </w:rPr>
-              <w:t xml:space="preserve"> 기초는 </w:t>
-            </w:r>
-            <w:proofErr w:type="gramStart"/>
-            <w:r>
-              <w:rPr>
-                <w:rFonts w:ascii="KoPub돋움체 Light" w:eastAsia="KoPub돋움체 Light" w:hint="eastAsia"/>
-                <w:lang w:eastAsia="ko-KR"/>
-              </w:rPr>
-              <w:t>됨  □</w:t>
-            </w:r>
-            <w:proofErr w:type="gramEnd"/>
-            <w:r>
-              <w:rPr>
-                <w:rFonts w:ascii="KoPub돋움체 Light" w:eastAsia="KoPub돋움체 Light" w:hint="eastAsia"/>
-                <w:lang w:eastAsia="ko-KR"/>
-              </w:rPr>
-              <w:t xml:space="preserve"> 리마인드 필요</w:t>
+              <w:t xml:space="preserve"> 기초는 됨  □ 리마인드 필요</w:t>
             </w:r>
           </w:p>
         </w:tc>
@@ -3184,7 +2864,7 @@
           <w:p>
             <w:pPr>
               <w:rPr>
-                <w:rFonts w:ascii="KoPub돋움체 Light" w:eastAsia="KoPub돋움체 Light" w:hint="eastAsia"/>
+                <w:rFonts w:ascii="KoPub돋움체 Light" w:eastAsia="KoPub돋움체 Light"/>
               </w:rPr>
             </w:pPr>
             <w:proofErr w:type="spellStart"/>
@@ -3224,7 +2904,7 @@
           <w:p>
             <w:pPr>
               <w:rPr>
-                <w:rFonts w:ascii="KoPub돋움체 Light" w:eastAsia="KoPub돋움체 Light" w:hint="eastAsia"/>
+                <w:rFonts w:ascii="KoPub돋움체 Light" w:eastAsia="KoPub돋움체 Light"/>
               </w:rPr>
             </w:pPr>
             <w:r>
@@ -3244,7 +2924,7 @@
           <w:p>
             <w:pPr>
               <w:rPr>
-                <w:rFonts w:ascii="KoPub돋움체 Light" w:eastAsia="KoPub돋움체 Light" w:hint="eastAsia"/>
+                <w:rFonts w:ascii="KoPub돋움체 Light" w:eastAsia="KoPub돋움체 Light"/>
               </w:rPr>
             </w:pPr>
             <w:r>
@@ -3263,7 +2943,7 @@
           <w:p>
             <w:pPr>
               <w:rPr>
-                <w:rFonts w:ascii="KoPub돋움체 Light" w:eastAsia="KoPub돋움체 Light" w:hint="eastAsia"/>
+                <w:rFonts w:ascii="KoPub돋움체 Light" w:eastAsia="KoPub돋움체 Light"/>
               </w:rPr>
             </w:pPr>
             <w:r>
@@ -3283,7 +2963,7 @@
           <w:p>
             <w:pPr>
               <w:rPr>
-                <w:rFonts w:ascii="KoPub돋움체 Light" w:eastAsia="KoPub돋움체 Light" w:hint="eastAsia"/>
+                <w:rFonts w:ascii="KoPub돋움체 Light" w:eastAsia="KoPub돋움체 Light"/>
               </w:rPr>
             </w:pPr>
             <w:r>
@@ -3301,7 +2981,7 @@
           <w:p>
             <w:pPr>
               <w:rPr>
-                <w:rFonts w:ascii="KoPub돋움체 Light" w:eastAsia="KoPub돋움체 Light" w:hint="eastAsia"/>
+                <w:rFonts w:ascii="KoPub돋움체 Light" w:eastAsia="KoPub돋움체 Light"/>
               </w:rPr>
             </w:pPr>
             <w:r>
@@ -3321,7 +3001,7 @@
           <w:p>
             <w:pPr>
               <w:rPr>
-                <w:rFonts w:ascii="KoPub돋움체 Light" w:eastAsia="KoPub돋움체 Light" w:hint="eastAsia"/>
+                <w:rFonts w:ascii="KoPub돋움체 Light" w:eastAsia="KoPub돋움체 Light"/>
                 <w:lang w:eastAsia="ko-KR"/>
               </w:rPr>
             </w:pPr>
@@ -3341,7 +3021,7 @@
           <w:p>
             <w:pPr>
               <w:rPr>
-                <w:rFonts w:ascii="KoPub돋움체 Light" w:eastAsia="KoPub돋움체 Light" w:hint="eastAsia"/>
+                <w:rFonts w:ascii="KoPub돋움체 Light" w:eastAsia="KoPub돋움체 Light"/>
                 <w:lang w:eastAsia="ko-KR"/>
               </w:rPr>
             </w:pPr>
@@ -3366,39 +3046,7 @@
                 <w:rFonts w:ascii="KoPub돋움체 Light" w:eastAsia="KoPub돋움체 Light" w:hint="eastAsia"/>
                 <w:lang w:eastAsia="ko-KR"/>
               </w:rPr>
-              <w:t xml:space="preserve"> </w:t>
-            </w:r>
-            <w:proofErr w:type="gramStart"/>
-            <w:r>
-              <w:rPr>
-                <w:rFonts w:ascii="KoPub돋움체 Light" w:eastAsia="KoPub돋움체 Light" w:hint="eastAsia"/>
-                <w:lang w:eastAsia="ko-KR"/>
-              </w:rPr>
-              <w:t>장비  □</w:t>
-            </w:r>
-            <w:proofErr w:type="gramEnd"/>
-            <w:r>
-              <w:rPr>
-                <w:rFonts w:ascii="KoPub돋움체 Light" w:eastAsia="KoPub돋움체 Light" w:hint="eastAsia"/>
-                <w:lang w:eastAsia="ko-KR"/>
-              </w:rPr>
-              <w:t xml:space="preserve"> 스테이션 </w:t>
-            </w:r>
-            <w:proofErr w:type="gramStart"/>
-            <w:r>
-              <w:rPr>
-                <w:rFonts w:ascii="KoPub돋움체 Light" w:eastAsia="KoPub돋움체 Light" w:hint="eastAsia"/>
-                <w:lang w:eastAsia="ko-KR"/>
-              </w:rPr>
-              <w:t>PC  □</w:t>
-            </w:r>
-            <w:proofErr w:type="gramEnd"/>
-            <w:r>
-              <w:rPr>
-                <w:rFonts w:ascii="KoPub돋움체 Light" w:eastAsia="KoPub돋움체 Light" w:hint="eastAsia"/>
-                <w:lang w:eastAsia="ko-KR"/>
-              </w:rPr>
-              <w:t xml:space="preserve"> 프린트물</w:t>
+              <w:t xml:space="preserve"> 장비  □ 스테이션 PC  □ 프린트물</w:t>
             </w:r>
           </w:p>
         </w:tc>
@@ -3411,7 +3059,7 @@
           <w:p>
             <w:pPr>
               <w:rPr>
-                <w:rFonts w:ascii="KoPub돋움체 Light" w:eastAsia="KoPub돋움체 Light" w:hint="eastAsia"/>
+                <w:rFonts w:ascii="KoPub돋움체 Light" w:eastAsia="KoPub돋움체 Light"/>
               </w:rPr>
             </w:pPr>
             <w:proofErr w:type="spellStart"/>
@@ -3465,7 +3113,7 @@
           <w:p>
             <w:pPr>
               <w:rPr>
-                <w:rFonts w:ascii="KoPub돋움체 Light" w:eastAsia="KoPub돋움체 Light" w:hint="eastAsia"/>
+                <w:rFonts w:ascii="KoPub돋움체 Light" w:eastAsia="KoPub돋움체 Light"/>
                 <w:lang w:eastAsia="ko-KR"/>
               </w:rPr>
             </w:pPr>
@@ -3490,39 +3138,7 @@
                 <w:rFonts w:ascii="KoPub돋움체 Light" w:eastAsia="KoPub돋움체 Light" w:hint="eastAsia"/>
                 <w:lang w:eastAsia="ko-KR"/>
               </w:rPr>
-              <w:t xml:space="preserve"> 1장 </w:t>
-            </w:r>
-            <w:proofErr w:type="gramStart"/>
-            <w:r>
-              <w:rPr>
-                <w:rFonts w:ascii="KoPub돋움체 Light" w:eastAsia="KoPub돋움체 Light" w:hint="eastAsia"/>
-                <w:lang w:eastAsia="ko-KR"/>
-              </w:rPr>
-              <w:t>요약  □</w:t>
-            </w:r>
-            <w:proofErr w:type="gramEnd"/>
-            <w:r>
-              <w:rPr>
-                <w:rFonts w:ascii="KoPub돋움체 Light" w:eastAsia="KoPub돋움체 Light" w:hint="eastAsia"/>
-                <w:lang w:eastAsia="ko-KR"/>
-              </w:rPr>
-              <w:t xml:space="preserve"> Vlog/</w:t>
-            </w:r>
-            <w:proofErr w:type="gramStart"/>
-            <w:r>
-              <w:rPr>
-                <w:rFonts w:ascii="KoPub돋움체 Light" w:eastAsia="KoPub돋움체 Light" w:hint="eastAsia"/>
-                <w:lang w:eastAsia="ko-KR"/>
-              </w:rPr>
-              <w:t>카드  □</w:t>
-            </w:r>
-            <w:proofErr w:type="gramEnd"/>
-            <w:r>
-              <w:rPr>
-                <w:rFonts w:ascii="KoPub돋움체 Light" w:eastAsia="KoPub돋움체 Light" w:hint="eastAsia"/>
-                <w:lang w:eastAsia="ko-KR"/>
-              </w:rPr>
-              <w:t xml:space="preserve"> Q&amp;A 정리</w:t>
+              <w:t xml:space="preserve"> 1장 요약  □ Vlog/카드  □ Q&amp;A 정리</w:t>
             </w:r>
           </w:p>
         </w:tc>
@@ -3535,7 +3151,7 @@
           <w:p>
             <w:pPr>
               <w:rPr>
-                <w:rFonts w:ascii="KoPub돋움체 Light" w:eastAsia="KoPub돋움체 Light" w:hint="eastAsia"/>
+                <w:rFonts w:ascii="KoPub돋움체 Light" w:eastAsia="KoPub돋움체 Light"/>
               </w:rPr>
             </w:pPr>
             <w:proofErr w:type="spellStart"/>
@@ -3589,7 +3205,7 @@
           <w:p>
             <w:pPr>
               <w:rPr>
-                <w:rFonts w:ascii="KoPub돋움체 Light" w:eastAsia="KoPub돋움체 Light" w:hint="eastAsia"/>
+                <w:rFonts w:ascii="KoPub돋움체 Light" w:eastAsia="KoPub돋움체 Light"/>
                 <w:lang w:eastAsia="ko-KR"/>
               </w:rPr>
             </w:pPr>
@@ -3608,66 +3224,72 @@
       <w:pPr>
         <w:spacing w:after="0"/>
         <w:rPr>
-          <w:rFonts w:ascii="KoPub돋움체 Light" w:eastAsia="KoPub돋움체 Light" w:hint="eastAsia"/>
+          <w:rFonts w:ascii="KoPub돋움체 Light" w:eastAsia="KoPub돋움체 Light"/>
           <w:lang w:eastAsia="ko-KR"/>
         </w:rPr>
       </w:pPr>
     </w:p>
     <w:p>
       <w:pPr>
+        <w:rPr>
+          <w:rFonts w:ascii="KoPub돋움체 Light" w:eastAsia="KoPub돋움체 Light"/>
+          <w:b/>
+          <w:sz w:val="24"/>
+          <w:szCs w:val="24"/>
+          <w:lang w:eastAsia="ko-KR"/>
+        </w:rPr>
+      </w:pPr>
+      <w:r>
         <w:rPr>
           <w:rFonts w:ascii="KoPub돋움체 Light" w:eastAsia="KoPub돋움체 Light" w:hint="eastAsia"/>
           <w:b/>
           <w:sz w:val="24"/>
           <w:szCs w:val="24"/>
-        </w:rPr>
-      </w:pPr>
+          <w:lang w:eastAsia="ko-KR"/>
+        </w:rPr>
+        <w:t>3-2. [네이버폼/</w:t>
+      </w:r>
+      <w:proofErr w:type="spellStart"/>
       <w:r>
         <w:rPr>
           <w:rFonts w:ascii="KoPub돋움체 Light" w:eastAsia="KoPub돋움체 Light" w:hint="eastAsia"/>
           <w:b/>
           <w:sz w:val="24"/>
           <w:szCs w:val="24"/>
-        </w:rPr>
-        <w:t>3-2. [네이버폼/</w:t>
+          <w:lang w:eastAsia="ko-KR"/>
+        </w:rPr>
+        <w:t>구글폼</w:t>
       </w:r>
-      <w:proofErr w:type="spellStart"/>
+      <w:proofErr w:type="spellEnd"/>
       <w:r>
         <w:rPr>
           <w:rFonts w:ascii="KoPub돋움체 Light" w:eastAsia="KoPub돋움체 Light" w:hint="eastAsia"/>
           <w:b/>
           <w:sz w:val="24"/>
           <w:szCs w:val="24"/>
-        </w:rPr>
-        <w:t>구글폼</w:t>
+          <w:lang w:eastAsia="ko-KR"/>
+        </w:rPr>
+        <w:t>] 질문 구성(</w:t>
       </w:r>
-      <w:proofErr w:type="spellEnd"/>
+      <w:proofErr w:type="spellStart"/>
       <w:r>
         <w:rPr>
           <w:rFonts w:ascii="KoPub돋움체 Light" w:eastAsia="KoPub돋움체 Light" w:hint="eastAsia"/>
           <w:b/>
           <w:sz w:val="24"/>
           <w:szCs w:val="24"/>
-        </w:rPr>
-        <w:t>] 질문 구성(</w:t>
+          <w:lang w:eastAsia="ko-KR"/>
+        </w:rPr>
+        <w:t>복붙용</w:t>
       </w:r>
-      <w:proofErr w:type="spellStart"/>
+      <w:proofErr w:type="spellEnd"/>
       <w:r>
         <w:rPr>
           <w:rFonts w:ascii="KoPub돋움체 Light" w:eastAsia="KoPub돋움체 Light" w:hint="eastAsia"/>
           <w:b/>
           <w:sz w:val="24"/>
           <w:szCs w:val="24"/>
-        </w:rPr>
-        <w:t>복붙용</w:t>
-      </w:r>
-      <w:proofErr w:type="spellEnd"/>
-      <w:r>
-        <w:rPr>
-          <w:rFonts w:ascii="KoPub돋움체 Light" w:eastAsia="KoPub돋움체 Light" w:hint="eastAsia"/>
-          <w:b/>
-          <w:sz w:val="24"/>
-          <w:szCs w:val="24"/>
+          <w:lang w:eastAsia="ko-KR"/>
         </w:rPr>
         <w:t>)</w:t>
       </w:r>
@@ -3681,7 +3303,7 @@
         </w:numPr>
         <w:spacing w:after="0"/>
         <w:rPr>
-          <w:rFonts w:ascii="KoPub돋움체 Light" w:eastAsia="KoPub돋움체 Light" w:hint="eastAsia"/>
+          <w:rFonts w:ascii="KoPub돋움체 Light" w:eastAsia="KoPub돋움체 Light"/>
           <w:lang w:eastAsia="ko-KR"/>
         </w:rPr>
       </w:pPr>
@@ -3702,64 +3324,16 @@
         </w:numPr>
         <w:spacing w:after="0"/>
         <w:rPr>
+          <w:rFonts w:ascii="KoPub돋움체 Light" w:eastAsia="KoPub돋움체 Light"/>
+          <w:lang w:eastAsia="ko-KR"/>
+        </w:rPr>
+      </w:pPr>
+      <w:r>
+        <w:rPr>
           <w:rFonts w:ascii="KoPub돋움체 Light" w:eastAsia="KoPub돋움체 Light" w:hint="eastAsia"/>
           <w:lang w:eastAsia="ko-KR"/>
         </w:rPr>
-      </w:pPr>
-      <w:r>
-        <w:rPr>
-          <w:rFonts w:ascii="KoPub돋움체 Light" w:eastAsia="KoPub돋움체 Light" w:hint="eastAsia"/>
-          <w:lang w:eastAsia="ko-KR"/>
-        </w:rPr>
-        <w:t>Q2. 기기/주제(복수): HFNC/산소요법/</w:t>
-      </w:r>
-      <w:proofErr w:type="spellStart"/>
-      <w:r>
-        <w:rPr>
-          <w:rFonts w:ascii="KoPub돋움체 Light" w:eastAsia="KoPub돋움체 Light" w:hint="eastAsia"/>
-          <w:lang w:eastAsia="ko-KR"/>
-        </w:rPr>
-        <w:t>suction·T-tube</w:t>
-      </w:r>
-      <w:proofErr w:type="spellEnd"/>
-      <w:r>
-        <w:rPr>
-          <w:rFonts w:ascii="KoPub돋움체 Light" w:eastAsia="KoPub돋움체 Light" w:hint="eastAsia"/>
-          <w:lang w:eastAsia="ko-KR"/>
-        </w:rPr>
-        <w:t>/</w:t>
-      </w:r>
-      <w:proofErr w:type="spellStart"/>
-      <w:r>
-        <w:rPr>
-          <w:rFonts w:ascii="KoPub돋움체 Light" w:eastAsia="KoPub돋움체 Light" w:hint="eastAsia"/>
-          <w:lang w:eastAsia="ko-KR"/>
-        </w:rPr>
-        <w:t>CVC·Port</w:t>
-      </w:r>
-      <w:proofErr w:type="spellEnd"/>
-      <w:r>
-        <w:rPr>
-          <w:rFonts w:ascii="KoPub돋움체 Light" w:eastAsia="KoPub돋움체 Light" w:hint="eastAsia"/>
-          <w:lang w:eastAsia="ko-KR"/>
-        </w:rPr>
-        <w:t>/흉관/</w:t>
-      </w:r>
-      <w:proofErr w:type="spellStart"/>
-      <w:r>
-        <w:rPr>
-          <w:rFonts w:ascii="KoPub돋움체 Light" w:eastAsia="KoPub돋움체 Light" w:hint="eastAsia"/>
-          <w:lang w:eastAsia="ko-KR"/>
-        </w:rPr>
-        <w:t>Foley·CBI</w:t>
-      </w:r>
-      <w:proofErr w:type="spellEnd"/>
-      <w:r>
-        <w:rPr>
-          <w:rFonts w:ascii="KoPub돋움체 Light" w:eastAsia="KoPub돋움체 Light" w:hint="eastAsia"/>
-          <w:lang w:eastAsia="ko-KR"/>
-        </w:rPr>
-        <w:t>/주입펌프·PCA/모니터링/기타</w:t>
+        <w:t>Q2. 기기/주제(복수): HFNC/산소요법/suction·T-tube/CVC·Port/흉관/Foley·CBI/주입펌프·PCA/모니터링/기타</w:t>
       </w:r>
     </w:p>
     <w:p>
@@ -3771,7 +3345,7 @@
         </w:numPr>
         <w:spacing w:after="0"/>
         <w:rPr>
-          <w:rFonts w:ascii="KoPub돋움체 Light" w:eastAsia="KoPub돋움체 Light" w:hint="eastAsia"/>
+          <w:rFonts w:ascii="KoPub돋움체 Light" w:eastAsia="KoPub돋움체 Light"/>
           <w:lang w:eastAsia="ko-KR"/>
         </w:rPr>
       </w:pPr>
@@ -3792,7 +3366,7 @@
         </w:numPr>
         <w:spacing w:after="0"/>
         <w:rPr>
-          <w:rFonts w:ascii="KoPub돋움체 Light" w:eastAsia="KoPub돋움체 Light" w:hint="eastAsia"/>
+          <w:rFonts w:ascii="KoPub돋움체 Light" w:eastAsia="KoPub돋움체 Light"/>
           <w:lang w:eastAsia="ko-KR"/>
         </w:rPr>
       </w:pPr>
@@ -3813,7 +3387,7 @@
         </w:numPr>
         <w:spacing w:after="0"/>
         <w:rPr>
-          <w:rFonts w:ascii="KoPub돋움체 Light" w:eastAsia="KoPub돋움체 Light" w:hint="eastAsia"/>
+          <w:rFonts w:ascii="KoPub돋움체 Light" w:eastAsia="KoPub돋움체 Light"/>
           <w:lang w:eastAsia="ko-KR"/>
         </w:rPr>
       </w:pPr>
@@ -3850,7 +3424,7 @@
         </w:numPr>
         <w:spacing w:after="0"/>
         <w:rPr>
-          <w:rFonts w:ascii="KoPub돋움체 Light" w:eastAsia="KoPub돋움체 Light" w:hint="eastAsia"/>
+          <w:rFonts w:ascii="KoPub돋움체 Light" w:eastAsia="KoPub돋움체 Light"/>
         </w:rPr>
       </w:pPr>
       <w:r>
@@ -3911,7 +3485,7 @@
         </w:numPr>
         <w:spacing w:after="0"/>
         <w:rPr>
-          <w:rFonts w:ascii="KoPub돋움체 Light" w:eastAsia="KoPub돋움체 Light" w:hint="eastAsia"/>
+          <w:rFonts w:ascii="KoPub돋움체 Light" w:eastAsia="KoPub돋움체 Light"/>
           <w:lang w:eastAsia="ko-KR"/>
         </w:rPr>
       </w:pPr>
@@ -3932,7 +3506,7 @@
         </w:numPr>
         <w:spacing w:after="0"/>
         <w:rPr>
-          <w:rFonts w:ascii="KoPub돋움체 Light" w:eastAsia="KoPub돋움체 Light" w:hint="eastAsia"/>
+          <w:rFonts w:ascii="KoPub돋움체 Light" w:eastAsia="KoPub돋움체 Light"/>
           <w:lang w:eastAsia="ko-KR"/>
         </w:rPr>
       </w:pPr>
@@ -3953,7 +3527,7 @@
         </w:numPr>
         <w:spacing w:after="0"/>
         <w:rPr>
-          <w:rFonts w:ascii="KoPub돋움체 Light" w:eastAsia="KoPub돋움체 Light" w:hint="eastAsia"/>
+          <w:rFonts w:ascii="KoPub돋움체 Light" w:eastAsia="KoPub돋움체 Light"/>
           <w:lang w:eastAsia="ko-KR"/>
         </w:rPr>
       </w:pPr>
@@ -3986,7 +3560,7 @@
         <w:spacing w:after="0"/>
         <w:ind w:left="880"/>
         <w:rPr>
-          <w:rFonts w:ascii="KoPub돋움체 Light" w:eastAsia="KoPub돋움체 Light" w:hint="eastAsia"/>
+          <w:rFonts w:ascii="KoPub돋움체 Light" w:eastAsia="KoPub돋움체 Light"/>
           <w:lang w:eastAsia="ko-KR"/>
         </w:rPr>
       </w:pPr>
@@ -4021,26 +3595,28 @@
       <w:pPr>
         <w:spacing w:after="0"/>
         <w:rPr>
-          <w:rFonts w:ascii="KoPub돋움체 Light" w:eastAsia="KoPub돋움체 Light" w:hint="eastAsia"/>
+          <w:rFonts w:ascii="KoPub돋움체 Light" w:eastAsia="KoPub돋움체 Light"/>
           <w:lang w:eastAsia="ko-KR"/>
         </w:rPr>
       </w:pPr>
     </w:p>
     <w:p>
       <w:pPr>
+        <w:rPr>
+          <w:rFonts w:ascii="KoPub돋움체 Light" w:eastAsia="KoPub돋움체 Light"/>
+          <w:b/>
+          <w:sz w:val="28"/>
+          <w:szCs w:val="28"/>
+          <w:lang w:eastAsia="ko-KR"/>
+        </w:rPr>
+      </w:pPr>
+      <w:r>
         <w:rPr>
           <w:rFonts w:ascii="KoPub돋움체 Light" w:eastAsia="KoPub돋움체 Light" w:hint="eastAsia"/>
           <w:b/>
           <w:sz w:val="28"/>
           <w:szCs w:val="28"/>
-        </w:rPr>
-      </w:pPr>
-      <w:r>
-        <w:rPr>
-          <w:rFonts w:ascii="KoPub돋움체 Light" w:eastAsia="KoPub돋움체 Light" w:hint="eastAsia"/>
-          <w:b/>
-          <w:sz w:val="28"/>
-          <w:szCs w:val="28"/>
+          <w:lang w:eastAsia="ko-KR"/>
         </w:rPr>
         <w:t>4. 운영팀 체크(교육 KPI로 연결)</w:t>
       </w:r>
@@ -4054,7 +3630,7 @@
         </w:numPr>
         <w:spacing w:after="0"/>
         <w:rPr>
-          <w:rFonts w:ascii="KoPub돋움체 Light" w:eastAsia="KoPub돋움체 Light" w:hint="eastAsia"/>
+          <w:rFonts w:ascii="KoPub돋움체 Light" w:eastAsia="KoPub돋움체 Light"/>
           <w:lang w:eastAsia="ko-KR"/>
         </w:rPr>
       </w:pPr>
@@ -4075,7 +3651,7 @@
         </w:numPr>
         <w:spacing w:after="0"/>
         <w:rPr>
-          <w:rFonts w:ascii="KoPub돋움체 Light" w:eastAsia="KoPub돋움체 Light" w:hint="eastAsia"/>
+          <w:rFonts w:ascii="KoPub돋움체 Light" w:eastAsia="KoPub돋움체 Light"/>
           <w:lang w:eastAsia="ko-KR"/>
         </w:rPr>
       </w:pPr>
@@ -4112,7 +3688,7 @@
         </w:numPr>
         <w:spacing w:after="0"/>
         <w:rPr>
-          <w:rFonts w:ascii="KoPub돋움체 Light" w:eastAsia="KoPub돋움체 Light" w:hint="eastAsia"/>
+          <w:rFonts w:ascii="KoPub돋움체 Light" w:eastAsia="KoPub돋움체 Light"/>
           <w:lang w:eastAsia="ko-KR"/>
         </w:rPr>
       </w:pPr>
@@ -4133,7 +3709,7 @@
         </w:numPr>
         <w:spacing w:after="0"/>
         <w:rPr>
-          <w:rFonts w:ascii="KoPub돋움체 Light" w:eastAsia="KoPub돋움체 Light" w:hint="eastAsia"/>
+          <w:rFonts w:ascii="KoPub돋움체 Light" w:eastAsia="KoPub돋움체 Light"/>
           <w:lang w:eastAsia="ko-KR"/>
         </w:rPr>
       </w:pPr>
@@ -4149,7 +3725,8 @@
       <w:pPr>
         <w:spacing w:after="0"/>
         <w:rPr>
-          <w:rFonts w:ascii="KoPub돋움체 Light" w:eastAsia="KoPub돋움체 Light" w:hint="eastAsia"/>
+          <w:rFonts w:ascii="KoPub돋움체 Light" w:eastAsia="KoPub돋움체 Light"/>
+          <w:sz w:val="21"/>
           <w:lang w:eastAsia="ko-KR"/>
         </w:rPr>
       </w:pPr>
@@ -4161,6 +3738,107 @@
         </w:rPr>
         <w:t>※ 지표는 개인 평가가 아니라 ‘현장 지원이 잘 되고 있는지’ 확인하는 용도입니다.</w:t>
       </w:r>
+    </w:p>
+    <w:p>
+      <w:pPr>
+        <w:spacing w:after="0"/>
+        <w:rPr>
+          <w:rFonts w:ascii="KoPub돋움체 Light" w:eastAsia="KoPub돋움체 Light"/>
+          <w:sz w:val="21"/>
+          <w:lang w:eastAsia="ko-KR"/>
+        </w:rPr>
+      </w:pPr>
+    </w:p>
+    <w:p>
+      <w:pPr>
+        <w:pStyle w:val="aff1"/>
+        <w:ind w:left="700"/>
+        <w:rPr>
+          <w:sz w:val="30"/>
+          <w:szCs w:val="30"/>
+        </w:rPr>
+      </w:pPr>
+    </w:p>
+    <w:p>
+      <w:pPr>
+        <w:pStyle w:val="aff1"/>
+        <w:ind w:left="700"/>
+      </w:pPr>
+      <w:proofErr w:type="gramStart"/>
+      <w:r>
+        <w:rPr>
+          <w:rFonts w:ascii="KoPub돋움체 Light" w:eastAsia="KoPub돋움체 Light" w:hAnsi="KoPub돋움체 Light" w:hint="eastAsia"/>
+          <w:sz w:val="30"/>
+          <w:szCs w:val="30"/>
+        </w:rPr>
+        <w:t>교육설문지 :</w:t>
+      </w:r>
+      <w:proofErr w:type="gramEnd"/>
+      <w:r>
+        <w:rPr>
+          <w:rFonts w:ascii="KoPub돋움체 Light" w:eastAsia="KoPub돋움체 Light" w:hAnsi="KoPub돋움체 Light" w:hint="eastAsia"/>
+          <w:sz w:val="30"/>
+          <w:szCs w:val="30"/>
+        </w:rPr>
+        <w:t>https://naver.me/FEg89bvX</w:t>
+      </w:r>
+    </w:p>
+    <w:p>
+      <w:pPr>
+        <w:pStyle w:val="aff1"/>
+        <w:ind w:left="700"/>
+        <w:rPr>
+          <w:sz w:val="30"/>
+          <w:szCs w:val="30"/>
+        </w:rPr>
+      </w:pPr>
+    </w:p>
+    <w:p>
+      <w:pPr>
+        <w:pStyle w:val="aff1"/>
+        <w:ind w:left="700"/>
+      </w:pPr>
+      <w:r>
+        <w:rPr>
+          <w:rFonts w:ascii="KoPub돋움체 Light" w:eastAsia="KoPub돋움체 Light" w:hAnsi="KoPub돋움체 Light" w:hint="eastAsia"/>
+          <w:sz w:val="30"/>
+          <w:szCs w:val="30"/>
+        </w:rPr>
+        <w:t xml:space="preserve">의료기기 교육 </w:t>
+      </w:r>
+      <w:proofErr w:type="gramStart"/>
+      <w:r>
+        <w:rPr>
+          <w:rFonts w:ascii="KoPub돋움체 Light" w:eastAsia="KoPub돋움체 Light" w:hAnsi="KoPub돋움체 Light" w:hint="eastAsia"/>
+          <w:sz w:val="30"/>
+          <w:szCs w:val="30"/>
+        </w:rPr>
+        <w:t>설문지 :</w:t>
+      </w:r>
+      <w:proofErr w:type="gramEnd"/>
+      <w:r>
+        <w:rPr>
+          <w:rFonts w:ascii="KoPub돋움체 Light" w:eastAsia="KoPub돋움체 Light" w:hAnsi="KoPub돋움체 Light" w:hint="eastAsia"/>
+          <w:sz w:val="30"/>
+          <w:szCs w:val="30"/>
+        </w:rPr>
+        <w:t>https://naver.me/GrgI6K2W</w:t>
+      </w:r>
+    </w:p>
+    <w:p>
+      <w:pPr>
+        <w:pStyle w:val="aff1"/>
+      </w:pPr>
+    </w:p>
+    <w:p>
+      <w:pPr>
+        <w:spacing w:after="0"/>
+        <w:rPr>
+          <w:rFonts w:ascii="KoPub돋움체 Light" w:eastAsia="KoPub돋움체 Light" w:hint="eastAsia"/>
+          <w:sz w:val="21"/>
+          <w:lang w:eastAsia="ko-KR"/>
+        </w:rPr>
+      </w:pPr>
     </w:p>
     <w:sectPr>
       <w:pgSz w:w="12240" w:h="15840"/>
@@ -4173,7 +3851,7 @@
 </file>
 
 <file path=word/endnotes.xml><?xml version="1.0" encoding="utf-8"?>
-<w:endnotes xmlns:wpc="http://schemas.microsoft.com/office/word/2010/wordprocessingCanvas" xmlns:cx="http://schemas.microsoft.com/office/drawing/2014/chartex" xmlns:cx1="http://schemas.microsoft.com/office/drawing/2015/9/8/chartex" xmlns:cx2="http://schemas.microsoft.com/office/drawing/2015/10/21/chartex" xmlns:cx3="http://schemas.microsoft.com/office/drawing/2016/5/9/chartex" xmlns:cx4="http://schemas.microsoft.com/office/drawing/2016/5/10/chartex" xmlns:cx5="http://schemas.microsoft.com/office/drawing/2016/5/11/chartex" xmlns:cx6="http://schemas.microsoft.com/office/drawing/2016/5/12/chartex" xmlns:cx7="http://schemas.microsoft.com/office/drawing/2016/5/13/chartex" xmlns:cx8="http://schemas.microsoft.com/office/drawing/2016/5/14/chartex" xmlns:mc="http://schemas.openxmlformats.org/markup-compatibility/2006" xmlns:aink="http://schemas.microsoft.com/office/drawing/2016/ink" xmlns:am3d="http://schemas.microsoft.com/office/drawing/2017/model3d" xmlns:o="urn:schemas-microsoft-com:office:office" xmlns:oel="http://schemas.microsoft.com/office/2019/extlst" xmlns:r="http://schemas.openxmlformats.org/officeDocument/2006/relationships" xmlns:m="http://schemas.openxmlformats.org/officeDocument/2006/math" xmlns:v="urn:schemas-microsoft-com:vml" xmlns:wp14="http://schemas.microsoft.com/office/word/2010/wordprocessingDrawing" xmlns:wp="http://schemas.openxmlformats.org/drawingml/2006/wordprocessingDrawing" xmlns:w10="urn:schemas-microsoft-com:office:word" xmlns:w="http://schemas.openxmlformats.org/wordprocessingml/2006/main" xmlns:w14="http://schemas.microsoft.com/office/word/2010/wordml" xmlns:w15="http://schemas.microsoft.com/office/word/2012/wordml" xmlns:w16cex="http://schemas.microsoft.com/office/word/2018/wordml/cex" xmlns:w16cid="http://schemas.microsoft.com/office/word/2016/wordml/cid" xmlns:w16="http://schemas.microsoft.com/office/word/2018/wordml" xmlns:w16du="http://schemas.microsoft.com/office/word/2023/wordml/word16du" xmlns:w16sdtdh="http://schemas.microsoft.com/office/word/2020/wordml/sdtdatahash" xmlns:w16sdtfl="http://schemas.microsoft.com/office/word/2024/wordml/sdtformatlock" xmlns:w16se="http://schemas.microsoft.com/office/word/2015/wordml/symex" xmlns:wpg="http://schemas.microsoft.com/office/word/2010/wordprocessingGroup" xmlns:wpi="http://schemas.microsoft.com/office/word/2010/wordprocessingInk" xmlns:wne="http://schemas.microsoft.com/office/word/2006/wordml" xmlns:wps="http://schemas.microsoft.com/office/word/2010/wordprocessingShape" mc:Ignorable="w14 w15 w16se w16cid w16 w16cex w16sdtdh w16sdtfl w16du wp14">
+<w:endnotes xmlns:wpc="http://schemas.microsoft.com/office/word/2010/wordprocessingCanvas" xmlns:cx="http://schemas.microsoft.com/office/drawing/2014/chartex" xmlns:cx1="http://schemas.microsoft.com/office/drawing/2015/9/8/chartex" xmlns:cx2="http://schemas.microsoft.com/office/drawing/2015/10/21/chartex" xmlns:cx3="http://schemas.microsoft.com/office/drawing/2016/5/9/chartex" xmlns:cx4="http://schemas.microsoft.com/office/drawing/2016/5/10/chartex" xmlns:cx5="http://schemas.microsoft.com/office/drawing/2016/5/11/chartex" xmlns:cx6="http://schemas.microsoft.com/office/drawing/2016/5/12/chartex" xmlns:cx7="http://schemas.microsoft.com/office/drawing/2016/5/13/chartex" xmlns:cx8="http://schemas.microsoft.com/office/drawing/2016/5/14/chartex" xmlns:mc="http://schemas.openxmlformats.org/markup-compatibility/2006" xmlns:aink="http://schemas.microsoft.com/office/drawing/2016/ink" xmlns:am3d="http://schemas.microsoft.com/office/drawing/2017/model3d" xmlns:o="urn:schemas-microsoft-com:office:office" xmlns:r="http://schemas.openxmlformats.org/officeDocument/2006/relationships" xmlns:m="http://schemas.openxmlformats.org/officeDocument/2006/math" xmlns:v="urn:schemas-microsoft-com:vml" xmlns:wp14="http://schemas.microsoft.com/office/word/2010/wordprocessingDrawing" xmlns:wp="http://schemas.openxmlformats.org/drawingml/2006/wordprocessingDrawing" xmlns:w10="urn:schemas-microsoft-com:office:word" xmlns:w="http://schemas.openxmlformats.org/wordprocessingml/2006/main" xmlns:w14="http://schemas.microsoft.com/office/word/2010/wordml" xmlns:w15="http://schemas.microsoft.com/office/word/2012/wordml" xmlns:w16cex="http://schemas.microsoft.com/office/word/2018/wordml/cex" xmlns:w16cid="http://schemas.microsoft.com/office/word/2016/wordml/cid" xmlns:w16="http://schemas.microsoft.com/office/word/2018/wordml" xmlns:w16sdtdh="http://schemas.microsoft.com/office/word/2020/wordml/sdtdatahash" xmlns:w16se="http://schemas.microsoft.com/office/word/2015/wordml/symex" xmlns:wpg="http://schemas.microsoft.com/office/word/2010/wordprocessingGroup" xmlns:wpi="http://schemas.microsoft.com/office/word/2010/wordprocessingInk" xmlns:wne="http://schemas.microsoft.com/office/word/2006/wordml" xmlns:wps="http://schemas.microsoft.com/office/word/2010/wordprocessingShape" mc:Ignorable="w14 w15 w16se w16cid w16 w16cex w16sdtdh wp14">
   <w:endnote w:type="separator" w:id="-1">
     <w:p>
       <w:pPr>
@@ -4198,7 +3876,7 @@
 </file>
 
 <file path=word/footnotes.xml><?xml version="1.0" encoding="utf-8"?>
-<w:footnotes xmlns:wpc="http://schemas.microsoft.com/office/word/2010/wordprocessingCanvas" xmlns:cx="http://schemas.microsoft.com/office/drawing/2014/chartex" xmlns:cx1="http://schemas.microsoft.com/office/drawing/2015/9/8/chartex" xmlns:cx2="http://schemas.microsoft.com/office/drawing/2015/10/21/chartex" xmlns:cx3="http://schemas.microsoft.com/office/drawing/2016/5/9/chartex" xmlns:cx4="http://schemas.microsoft.com/office/drawing/2016/5/10/chartex" xmlns:cx5="http://schemas.microsoft.com/office/drawing/2016/5/11/chartex" xmlns:cx6="http://schemas.microsoft.com/office/drawing/2016/5/12/chartex" xmlns:cx7="http://schemas.microsoft.com/office/drawing/2016/5/13/chartex" xmlns:cx8="http://schemas.microsoft.com/office/drawing/2016/5/14/chartex" xmlns:mc="http://schemas.openxmlformats.org/markup-compatibility/2006" xmlns:aink="http://schemas.microsoft.com/office/drawing/2016/ink" xmlns:am3d="http://schemas.microsoft.com/office/drawing/2017/model3d" xmlns:o="urn:schemas-microsoft-com:office:office" xmlns:oel="http://schemas.microsoft.com/office/2019/extlst" xmlns:r="http://schemas.openxmlformats.org/officeDocument/2006/relationships" xmlns:m="http://schemas.openxmlformats.org/officeDocument/2006/math" xmlns:v="urn:schemas-microsoft-com:vml" xmlns:wp14="http://schemas.microsoft.com/office/word/2010/wordprocessingDrawing" xmlns:wp="http://schemas.openxmlformats.org/drawingml/2006/wordprocessingDrawing" xmlns:w10="urn:schemas-microsoft-com:office:word" xmlns:w="http://schemas.openxmlformats.org/wordprocessingml/2006/main" xmlns:w14="http://schemas.microsoft.com/office/word/2010/wordml" xmlns:w15="http://schemas.microsoft.com/office/word/2012/wordml" xmlns:w16cex="http://schemas.microsoft.com/office/word/2018/wordml/cex" xmlns:w16cid="http://schemas.microsoft.com/office/word/2016/wordml/cid" xmlns:w16="http://schemas.microsoft.com/office/word/2018/wordml" xmlns:w16du="http://schemas.microsoft.com/office/word/2023/wordml/word16du" xmlns:w16sdtdh="http://schemas.microsoft.com/office/word/2020/wordml/sdtdatahash" xmlns:w16sdtfl="http://schemas.microsoft.com/office/word/2024/wordml/sdtformatlock" xmlns:w16se="http://schemas.microsoft.com/office/word/2015/wordml/symex" xmlns:wpg="http://schemas.microsoft.com/office/word/2010/wordprocessingGroup" xmlns:wpi="http://schemas.microsoft.com/office/word/2010/wordprocessingInk" xmlns:wne="http://schemas.microsoft.com/office/word/2006/wordml" xmlns:wps="http://schemas.microsoft.com/office/word/2010/wordprocessingShape" mc:Ignorable="w14 w15 w16se w16cid w16 w16cex w16sdtdh w16sdtfl w16du wp14">
+<w:footnotes xmlns:wpc="http://schemas.microsoft.com/office/word/2010/wordprocessingCanvas" xmlns:cx="http://schemas.microsoft.com/office/drawing/2014/chartex" xmlns:cx1="http://schemas.microsoft.com/office/drawing/2015/9/8/chartex" xmlns:cx2="http://schemas.microsoft.com/office/drawing/2015/10/21/chartex" xmlns:cx3="http://schemas.microsoft.com/office/drawing/2016/5/9/chartex" xmlns:cx4="http://schemas.microsoft.com/office/drawing/2016/5/10/chartex" xmlns:cx5="http://schemas.microsoft.com/office/drawing/2016/5/11/chartex" xmlns:cx6="http://schemas.microsoft.com/office/drawing/2016/5/12/chartex" xmlns:cx7="http://schemas.microsoft.com/office/drawing/2016/5/13/chartex" xmlns:cx8="http://schemas.microsoft.com/office/drawing/2016/5/14/chartex" xmlns:mc="http://schemas.openxmlformats.org/markup-compatibility/2006" xmlns:aink="http://schemas.microsoft.com/office/drawing/2016/ink" xmlns:am3d="http://schemas.microsoft.com/office/drawing/2017/model3d" xmlns:o="urn:schemas-microsoft-com:office:office" xmlns:r="http://schemas.openxmlformats.org/officeDocument/2006/relationships" xmlns:m="http://schemas.openxmlformats.org/officeDocument/2006/math" xmlns:v="urn:schemas-microsoft-com:vml" xmlns:wp14="http://schemas.microsoft.com/office/word/2010/wordprocessingDrawing" xmlns:wp="http://schemas.openxmlformats.org/drawingml/2006/wordprocessingDrawing" xmlns:w10="urn:schemas-microsoft-com:office:word" xmlns:w="http://schemas.openxmlformats.org/wordprocessingml/2006/main" xmlns:w14="http://schemas.microsoft.com/office/word/2010/wordml" xmlns:w15="http://schemas.microsoft.com/office/word/2012/wordml" xmlns:w16cex="http://schemas.microsoft.com/office/word/2018/wordml/cex" xmlns:w16cid="http://schemas.microsoft.com/office/word/2016/wordml/cid" xmlns:w16="http://schemas.microsoft.com/office/word/2018/wordml" xmlns:w16sdtdh="http://schemas.microsoft.com/office/word/2020/wordml/sdtdatahash" xmlns:w16se="http://schemas.microsoft.com/office/word/2015/wordml/symex" xmlns:wpg="http://schemas.microsoft.com/office/word/2010/wordprocessingGroup" xmlns:wpi="http://schemas.microsoft.com/office/word/2010/wordprocessingInk" xmlns:wne="http://schemas.microsoft.com/office/word/2006/wordml" xmlns:wps="http://schemas.microsoft.com/office/word/2010/wordprocessingShape" mc:Ignorable="w14 w15 w16se w16cid w16 w16cex w16sdtdh wp14">
   <w:footnote w:type="separator" w:id="-1">
     <w:p>
       <w:pPr>
@@ -4223,7 +3901,7 @@
 </file>
 
 <file path=word/numbering.xml><?xml version="1.0" encoding="utf-8"?>
-<w:numbering xmlns:wpc="http://schemas.microsoft.com/office/word/2010/wordprocessingCanvas" xmlns:cx="http://schemas.microsoft.com/office/drawing/2014/chartex" xmlns:cx1="http://schemas.microsoft.com/office/drawing/2015/9/8/chartex" xmlns:cx2="http://schemas.microsoft.com/office/drawing/2015/10/21/chartex" xmlns:cx3="http://schemas.microsoft.com/office/drawing/2016/5/9/chartex" xmlns:cx4="http://schemas.microsoft.com/office/drawing/2016/5/10/chartex" xmlns:cx5="http://schemas.microsoft.com/office/drawing/2016/5/11/chartex" xmlns:cx6="http://schemas.microsoft.com/office/drawing/2016/5/12/chartex" xmlns:cx7="http://schemas.microsoft.com/office/drawing/2016/5/13/chartex" xmlns:cx8="http://schemas.microsoft.com/office/drawing/2016/5/14/chartex" xmlns:mc="http://schemas.openxmlformats.org/markup-compatibility/2006" xmlns:aink="http://schemas.microsoft.com/office/drawing/2016/ink" xmlns:am3d="http://schemas.microsoft.com/office/drawing/2017/model3d" xmlns:o="urn:schemas-microsoft-com:office:office" xmlns:oel="http://schemas.microsoft.com/office/2019/extlst" xmlns:r="http://schemas.openxmlformats.org/officeDocument/2006/relationships" xmlns:m="http://schemas.openxmlformats.org/officeDocument/2006/math" xmlns:v="urn:schemas-microsoft-com:vml" xmlns:wp14="http://schemas.microsoft.com/office/word/2010/wordprocessingDrawing" xmlns:wp="http://schemas.openxmlformats.org/drawingml/2006/wordprocessingDrawing" xmlns:w10="urn:schemas-microsoft-com:office:word" xmlns:w="http://schemas.openxmlformats.org/wordprocessingml/2006/main" xmlns:w14="http://schemas.microsoft.com/office/word/2010/wordml" xmlns:w15="http://schemas.microsoft.com/office/word/2012/wordml" xmlns:w16cex="http://schemas.microsoft.com/office/word/2018/wordml/cex" xmlns:w16cid="http://schemas.microsoft.com/office/word/2016/wordml/cid" xmlns:w16="http://schemas.microsoft.com/office/word/2018/wordml" xmlns:w16du="http://schemas.microsoft.com/office/word/2023/wordml/word16du" xmlns:w16sdtdh="http://schemas.microsoft.com/office/word/2020/wordml/sdtdatahash" xmlns:w16sdtfl="http://schemas.microsoft.com/office/word/2024/wordml/sdtformatlock" xmlns:w16se="http://schemas.microsoft.com/office/word/2015/wordml/symex" xmlns:wpg="http://schemas.microsoft.com/office/word/2010/wordprocessingGroup" xmlns:wpi="http://schemas.microsoft.com/office/word/2010/wordprocessingInk" xmlns:wne="http://schemas.microsoft.com/office/word/2006/wordml" xmlns:wps="http://schemas.microsoft.com/office/word/2010/wordprocessingShape" mc:Ignorable="w14 w15 w16se w16cid w16 w16cex w16sdtdh w16sdtfl w16du wp14">
+<w:numbering xmlns:wpc="http://schemas.microsoft.com/office/word/2010/wordprocessingCanvas" xmlns:cx="http://schemas.microsoft.com/office/drawing/2014/chartex" xmlns:cx1="http://schemas.microsoft.com/office/drawing/2015/9/8/chartex" xmlns:cx2="http://schemas.microsoft.com/office/drawing/2015/10/21/chartex" xmlns:cx3="http://schemas.microsoft.com/office/drawing/2016/5/9/chartex" xmlns:cx4="http://schemas.microsoft.com/office/drawing/2016/5/10/chartex" xmlns:cx5="http://schemas.microsoft.com/office/drawing/2016/5/11/chartex" xmlns:cx6="http://schemas.microsoft.com/office/drawing/2016/5/12/chartex" xmlns:cx7="http://schemas.microsoft.com/office/drawing/2016/5/13/chartex" xmlns:cx8="http://schemas.microsoft.com/office/drawing/2016/5/14/chartex" xmlns:mc="http://schemas.openxmlformats.org/markup-compatibility/2006" xmlns:aink="http://schemas.microsoft.com/office/drawing/2016/ink" xmlns:am3d="http://schemas.microsoft.com/office/drawing/2017/model3d" xmlns:o="urn:schemas-microsoft-com:office:office" xmlns:r="http://schemas.openxmlformats.org/officeDocument/2006/relationships" xmlns:m="http://schemas.openxmlformats.org/officeDocument/2006/math" xmlns:v="urn:schemas-microsoft-com:vml" xmlns:wp14="http://schemas.microsoft.com/office/word/2010/wordprocessingDrawing" xmlns:wp="http://schemas.openxmlformats.org/drawingml/2006/wordprocessingDrawing" xmlns:w10="urn:schemas-microsoft-com:office:word" xmlns:w="http://schemas.openxmlformats.org/wordprocessingml/2006/main" xmlns:w14="http://schemas.microsoft.com/office/word/2010/wordml" xmlns:w15="http://schemas.microsoft.com/office/word/2012/wordml" xmlns:w16cex="http://schemas.microsoft.com/office/word/2018/wordml/cex" xmlns:w16cid="http://schemas.microsoft.com/office/word/2016/wordml/cid" xmlns:w16="http://schemas.microsoft.com/office/word/2018/wordml" xmlns:w16sdtdh="http://schemas.microsoft.com/office/word/2020/wordml/sdtdatahash" xmlns:w16se="http://schemas.microsoft.com/office/word/2015/wordml/symex" xmlns:wpg="http://schemas.microsoft.com/office/word/2010/wordprocessingGroup" xmlns:wpi="http://schemas.microsoft.com/office/word/2010/wordprocessingInk" xmlns:wne="http://schemas.microsoft.com/office/word/2006/wordml" xmlns:wps="http://schemas.microsoft.com/office/word/2010/wordprocessingShape" mc:Ignorable="w14 w15 w16se w16cid w16 w16cex w16sdtdh wp14">
   <w:abstractNum w:abstractNumId="0" w15:restartNumberingAfterBreak="0">
     <w:nsid w:val="FFFFFF7C"/>
     <w:multiLevelType w:val="singleLevel"/>
@@ -6128,86 +5806,86 @@
       </w:rPr>
     </w:lvl>
   </w:abstractNum>
-  <w:num w:numId="1" w16cid:durableId="209077160">
+  <w:num w:numId="1">
     <w:abstractNumId w:val="8"/>
   </w:num>
-  <w:num w:numId="2" w16cid:durableId="103037251">
+  <w:num w:numId="2">
     <w:abstractNumId w:val="6"/>
   </w:num>
-  <w:num w:numId="3" w16cid:durableId="175197222">
+  <w:num w:numId="3">
     <w:abstractNumId w:val="5"/>
   </w:num>
-  <w:num w:numId="4" w16cid:durableId="1866407700">
+  <w:num w:numId="4">
     <w:abstractNumId w:val="4"/>
   </w:num>
-  <w:num w:numId="5" w16cid:durableId="1467820413">
+  <w:num w:numId="5">
     <w:abstractNumId w:val="7"/>
   </w:num>
-  <w:num w:numId="6" w16cid:durableId="365375938">
+  <w:num w:numId="6">
     <w:abstractNumId w:val="3"/>
   </w:num>
-  <w:num w:numId="7" w16cid:durableId="1857038757">
+  <w:num w:numId="7">
     <w:abstractNumId w:val="2"/>
   </w:num>
-  <w:num w:numId="8" w16cid:durableId="380595804">
+  <w:num w:numId="8">
     <w:abstractNumId w:val="1"/>
   </w:num>
-  <w:num w:numId="9" w16cid:durableId="1086683778">
+  <w:num w:numId="9">
     <w:abstractNumId w:val="0"/>
   </w:num>
-  <w:num w:numId="10" w16cid:durableId="1178034105">
+  <w:num w:numId="10">
     <w:abstractNumId w:val="23"/>
   </w:num>
-  <w:num w:numId="11" w16cid:durableId="1292127016">
+  <w:num w:numId="11">
     <w:abstractNumId w:val="16"/>
   </w:num>
-  <w:num w:numId="12" w16cid:durableId="1480610438">
+  <w:num w:numId="12">
     <w:abstractNumId w:val="21"/>
   </w:num>
-  <w:num w:numId="13" w16cid:durableId="1757362435">
+  <w:num w:numId="13">
     <w:abstractNumId w:val="9"/>
   </w:num>
-  <w:num w:numId="14" w16cid:durableId="759448228">
+  <w:num w:numId="14">
     <w:abstractNumId w:val="18"/>
   </w:num>
-  <w:num w:numId="15" w16cid:durableId="1934900256">
+  <w:num w:numId="15">
     <w:abstractNumId w:val="10"/>
   </w:num>
-  <w:num w:numId="16" w16cid:durableId="592474396">
+  <w:num w:numId="16">
     <w:abstractNumId w:val="24"/>
   </w:num>
-  <w:num w:numId="17" w16cid:durableId="1211070170">
+  <w:num w:numId="17">
     <w:abstractNumId w:val="17"/>
   </w:num>
-  <w:num w:numId="18" w16cid:durableId="314451427">
+  <w:num w:numId="18">
     <w:abstractNumId w:val="12"/>
   </w:num>
-  <w:num w:numId="19" w16cid:durableId="2094888186">
+  <w:num w:numId="19">
     <w:abstractNumId w:val="11"/>
   </w:num>
-  <w:num w:numId="20" w16cid:durableId="1991254122">
+  <w:num w:numId="20">
     <w:abstractNumId w:val="15"/>
   </w:num>
-  <w:num w:numId="21" w16cid:durableId="1385103907">
+  <w:num w:numId="21">
     <w:abstractNumId w:val="14"/>
   </w:num>
-  <w:num w:numId="22" w16cid:durableId="629942284">
+  <w:num w:numId="22">
     <w:abstractNumId w:val="13"/>
   </w:num>
-  <w:num w:numId="23" w16cid:durableId="1822961309">
+  <w:num w:numId="23">
     <w:abstractNumId w:val="22"/>
   </w:num>
-  <w:num w:numId="24" w16cid:durableId="1481997286">
+  <w:num w:numId="24">
     <w:abstractNumId w:val="20"/>
   </w:num>
-  <w:num w:numId="25" w16cid:durableId="1202746167">
+  <w:num w:numId="25">
     <w:abstractNumId w:val="19"/>
   </w:num>
 </w:numbering>
 </file>
 
 <file path=word/styles.xml><?xml version="1.0" encoding="utf-8"?>
-<w:styles xmlns:mc="http://schemas.openxmlformats.org/markup-compatibility/2006" xmlns:r="http://schemas.openxmlformats.org/officeDocument/2006/relationships" xmlns:w="http://schemas.openxmlformats.org/wordprocessingml/2006/main" xmlns:w14="http://schemas.microsoft.com/office/word/2010/wordml" xmlns:w15="http://schemas.microsoft.com/office/word/2012/wordml" xmlns:w16cex="http://schemas.microsoft.com/office/word/2018/wordml/cex" xmlns:w16cid="http://schemas.microsoft.com/office/word/2016/wordml/cid" xmlns:w16="http://schemas.microsoft.com/office/word/2018/wordml" xmlns:w16du="http://schemas.microsoft.com/office/word/2023/wordml/word16du" xmlns:w16sdtdh="http://schemas.microsoft.com/office/word/2020/wordml/sdtdatahash" xmlns:w16sdtfl="http://schemas.microsoft.com/office/word/2024/wordml/sdtformatlock" xmlns:w16se="http://schemas.microsoft.com/office/word/2015/wordml/symex" mc:Ignorable="w14 w15 w16se w16cid w16 w16cex w16sdtdh w16sdtfl w16du">
+<w:styles xmlns:mc="http://schemas.openxmlformats.org/markup-compatibility/2006" xmlns:r="http://schemas.openxmlformats.org/officeDocument/2006/relationships" xmlns:w="http://schemas.openxmlformats.org/wordprocessingml/2006/main" xmlns:w14="http://schemas.microsoft.com/office/word/2010/wordml" xmlns:w15="http://schemas.microsoft.com/office/word/2012/wordml" xmlns:w16cex="http://schemas.microsoft.com/office/word/2018/wordml/cex" xmlns:w16cid="http://schemas.microsoft.com/office/word/2016/wordml/cid" xmlns:w16="http://schemas.microsoft.com/office/word/2018/wordml" xmlns:w16sdtdh="http://schemas.microsoft.com/office/word/2020/wordml/sdtdatahash" xmlns:w16se="http://schemas.microsoft.com/office/word/2015/wordml/symex" mc:Ignorable="w14 w15 w16se w16cid w16 w16cex w16sdtdh">
   <w:docDefaults>
     <w:rPrDefault>
       <w:rPr>
@@ -17589,6 +17267,27 @@
       </w:tcPr>
     </w:tblStylePr>
   </w:style>
+  <w:style w:type="paragraph" w:customStyle="1" w:styleId="aff1">
+    <w:name w:val="바탕글"/>
+    <w:basedOn w:val="a1"/>
+    <w:rsid w:val="00A82A57"/>
+    <w:pPr>
+      <w:widowControl w:val="0"/>
+      <w:wordWrap w:val="0"/>
+      <w:autoSpaceDE w:val="0"/>
+      <w:autoSpaceDN w:val="0"/>
+      <w:spacing w:after="0" w:line="384" w:lineRule="auto"/>
+      <w:jc w:val="both"/>
+      <w:textAlignment w:val="baseline"/>
+    </w:pPr>
+    <w:rPr>
+      <w:rFonts w:ascii="함초롬바탕" w:eastAsia="굴림" w:hAnsi="굴림" w:cs="굴림"/>
+      <w:color w:val="000000"/>
+      <w:sz w:val="20"/>
+      <w:szCs w:val="20"/>
+      <w:lang w:eastAsia="ko-KR"/>
+    </w:rPr>
+  </w:style>
 </w:styles>
 </file>
 
